--- a/LAB 3/LAB3_CNPM2_1150080123_NgoThaoVy.docx
+++ b/LAB 3/LAB3_CNPM2_1150080123_NgoThaoVy.docx
@@ -1,12 +1,31 @@
 
 <file path=word/document.xml><?xml version="1.0" encoding="utf-8"?>
-<w:document xmlns:wpc="http://schemas.microsoft.com/office/word/2010/wordprocessingCanvas" xmlns:cx="http://schemas.microsoft.com/office/drawing/2014/chartex" xmlns:cx1="http://schemas.microsoft.com/office/drawing/2015/9/8/chartex" xmlns:cx2="http://schemas.microsoft.com/office/drawing/2015/10/21/chartex" xmlns:cx3="http://schemas.microsoft.com/office/drawing/2016/5/9/chartex" xmlns:cx4="http://schemas.microsoft.com/office/drawing/2016/5/10/chartex" xmlns:cx5="http://schemas.microsoft.com/office/drawing/2016/5/11/chartex" xmlns:cx6="http://schemas.microsoft.com/office/drawing/2016/5/12/chartex" xmlns:cx7="http://schemas.microsoft.com/office/drawing/2016/5/13/chartex" xmlns:cx8="http://schemas.microsoft.com/office/drawing/2016/5/14/chartex" xmlns:mc="http://schemas.openxmlformats.org/markup-compatibility/2006" xmlns:aink="http://schemas.microsoft.com/office/drawing/2016/ink" xmlns:am3d="http://schemas.microsoft.com/office/drawing/2017/model3d" xmlns:o="urn:schemas-microsoft-com:office:office" xmlns:oel="http://schemas.microsoft.com/office/2019/extlst" xmlns:r="http://schemas.openxmlformats.org/officeDocument/2006/relationships" xmlns:m="http://schemas.openxmlformats.org/officeDocument/2006/math" xmlns:v="urn:schemas-microsoft-com:vml" xmlns:wp14="http://schemas.microsoft.com/office/word/2010/wordprocessingDrawing" xmlns:wp="http://schemas.openxmlformats.org/drawingml/2006/wordprocessingDrawing" xmlns:w10="urn:schemas-microsoft-com:office:word" xmlns:w="http://schemas.openxmlformats.org/wordprocessingml/2006/main" xmlns:w14="http://schemas.microsoft.com/office/word/2010/wordml" xmlns:w15="http://schemas.microsoft.com/office/word/2012/wordml" xmlns:w16cex="http://schemas.microsoft.com/office/word/2018/wordml/cex" xmlns:w16cid="http://schemas.microsoft.com/office/word/2016/wordml/cid" xmlns:w16="http://schemas.microsoft.com/office/word/2018/wordml" xmlns:w16du="http://schemas.microsoft.com/office/word/2023/wordml/word16du" xmlns:w16sdtdh="http://schemas.microsoft.com/office/word/2020/wordml/sdtdatahash" xmlns:w16sdtfl="http://schemas.microsoft.com/office/word/2024/wordml/sdtformatlock" xmlns:w16se="http://schemas.microsoft.com/office/word/2015/wordml/symex" xmlns:wpg="http://schemas.microsoft.com/office/word/2010/wordprocessingGroup" xmlns:wpi="http://schemas.microsoft.com/office/word/2010/wordprocessingInk" xmlns:wne="http://schemas.microsoft.com/office/word/2006/wordml" xmlns:wps="http://schemas.microsoft.com/office/word/2010/wordprocessingShape" mc:Ignorable="w14 w15 w16se w16cid w16 w16cex w16sdtdh w16sdtfl w16du wp14">
+<w:document xmlns:wpc="http://schemas.microsoft.com/office/word/2010/wordprocessingCanvas" xmlns:cx="http://schemas.microsoft.com/office/drawing/2014/chartex" xmlns:cx1="http://schemas.microsoft.com/office/drawing/2015/9/8/chartex" xmlns:cx2="http://schemas.microsoft.com/office/drawing/2015/10/21/chartex" xmlns:cx3="http://schemas.microsoft.com/office/drawing/2016/5/9/chartex" xmlns:cx4="http://schemas.microsoft.com/office/drawing/2016/5/10/chartex" xmlns:cx5="http://schemas.microsoft.com/office/drawing/2016/5/11/chartex" xmlns:cx6="http://schemas.microsoft.com/office/drawing/2016/5/12/chartex" xmlns:cx7="http://schemas.microsoft.com/office/drawing/2016/5/13/chartex" xmlns:cx8="http://schemas.microsoft.com/office/drawing/2016/5/14/chartex" xmlns:mc="http://schemas.openxmlformats.org/markup-compatibility/2006" xmlns:aink="http://schemas.microsoft.com/office/drawing/2016/ink" xmlns:am3d="http://schemas.microsoft.com/office/drawing/2017/model3d" xmlns:o="urn:schemas-microsoft-com:office:office" xmlns:r="http://schemas.openxmlformats.org/officeDocument/2006/relationships" xmlns:m="http://schemas.openxmlformats.org/officeDocument/2006/math" xmlns:v="urn:schemas-microsoft-com:vml" xmlns:wp14="http://schemas.microsoft.com/office/word/2010/wordprocessingDrawing" xmlns:wp="http://schemas.openxmlformats.org/drawingml/2006/wordprocessingDrawing" xmlns:w10="urn:schemas-microsoft-com:office:word" xmlns:w="http://schemas.openxmlformats.org/wordprocessingml/2006/main" xmlns:w14="http://schemas.microsoft.com/office/word/2010/wordml" xmlns:w15="http://schemas.microsoft.com/office/word/2012/wordml" xmlns:w16cex="http://schemas.microsoft.com/office/word/2018/wordml/cex" xmlns:w16cid="http://schemas.microsoft.com/office/word/2016/wordml/cid" xmlns:w16="http://schemas.microsoft.com/office/word/2018/wordml" xmlns:w16sdtdh="http://schemas.microsoft.com/office/word/2020/wordml/sdtdatahash" xmlns:w16se="http://schemas.microsoft.com/office/word/2015/wordml/symex" xmlns:wpg="http://schemas.microsoft.com/office/word/2010/wordprocessingGroup" xmlns:wpi="http://schemas.microsoft.com/office/word/2010/wordprocessingInk" xmlns:wne="http://schemas.microsoft.com/office/word/2006/wordml" xmlns:wps="http://schemas.microsoft.com/office/word/2010/wordprocessingShape" mc:Ignorable="w14 w15 w16se w16cid w16 w16cex w16sdtdh wp14">
   <w:body>
     <w:p>
       <w:pPr>
+        <w:rPr>
+          <w:rFonts w:cs="Times New Roman"/>
+          <w:sz w:val="26"/>
+          <w:szCs w:val="26"/>
+          <w:lang w:val="vi-VN"/>
+        </w:rPr>
+      </w:pPr>
+      <w:r>
+        <w:rPr>
+          <w:rFonts w:cs="Times New Roman"/>
+          <w:sz w:val="26"/>
+          <w:szCs w:val="26"/>
+          <w:lang w:val="vi-VN"/>
+        </w:rPr>
+        <w:t>Link yt:: https://www.youtube.com/@thaovy5738</w:t>
+      </w:r>
+    </w:p>
+    <w:p>
+      <w:pPr>
         <w:jc w:val="center"/>
         <w:rPr>
-          <w:rFonts w:ascii="Times New Roman" w:hAnsi="Times New Roman" w:cs="Times New Roman"/>
+          <w:rFonts w:cs="Times New Roman"/>
           <w:b/>
           <w:bCs/>
           <w:sz w:val="26"/>
@@ -15,7 +34,7 @@
       </w:pPr>
       <w:r>
         <w:rPr>
-          <w:rFonts w:ascii="Times New Roman" w:hAnsi="Times New Roman" w:cs="Times New Roman"/>
+          <w:rFonts w:cs="Times New Roman"/>
           <w:b/>
           <w:bCs/>
           <w:sz w:val="26"/>
@@ -27,7 +46,7 @@
     <w:p>
       <w:pPr>
         <w:rPr>
-          <w:rFonts w:ascii="Times New Roman" w:hAnsi="Times New Roman" w:cs="Times New Roman"/>
+          <w:rFonts w:cs="Times New Roman"/>
           <w:b/>
           <w:bCs/>
           <w:sz w:val="26"/>
@@ -36,7 +55,7 @@
       </w:pPr>
       <w:r>
         <w:rPr>
-          <w:rFonts w:ascii="Times New Roman" w:hAnsi="Times New Roman" w:cs="Times New Roman"/>
+          <w:rFonts w:cs="Times New Roman"/>
           <w:b/>
           <w:bCs/>
           <w:sz w:val="26"/>
@@ -49,14 +68,14 @@
       <w:pPr>
         <w:jc w:val="center"/>
         <w:rPr>
-          <w:rFonts w:ascii="Times New Roman" w:hAnsi="Times New Roman" w:cs="Times New Roman"/>
-          <w:sz w:val="26"/>
-          <w:szCs w:val="26"/>
-        </w:rPr>
-      </w:pPr>
-      <w:r>
-        <w:rPr>
-          <w:rFonts w:ascii="Times New Roman" w:hAnsi="Times New Roman" w:cs="Times New Roman"/>
+          <w:rFonts w:cs="Times New Roman"/>
+          <w:sz w:val="26"/>
+          <w:szCs w:val="26"/>
+        </w:rPr>
+      </w:pPr>
+      <w:r>
+        <w:rPr>
+          <w:rFonts w:cs="Times New Roman"/>
           <w:b/>
           <w:bCs/>
           <w:noProof/>
@@ -64,7 +83,7 @@
           <w:szCs w:val="26"/>
         </w:rPr>
         <w:drawing>
-          <wp:inline distT="0" distB="0" distL="0" distR="0" wp14:anchorId="69017C73" wp14:editId="6AEF73DF">
+          <wp:inline distT="0" distB="0" distL="0" distR="0" wp14:anchorId="5586E72B" wp14:editId="335F4F7D">
             <wp:extent cx="2171716" cy="2009790"/>
             <wp:effectExtent l="0" t="0" r="0" b="9525"/>
             <wp:docPr id="1897640655" name="Picture 1"/>
@@ -109,14 +128,14 @@
     <w:p>
       <w:pPr>
         <w:rPr>
-          <w:rFonts w:ascii="Times New Roman" w:hAnsi="Times New Roman" w:cs="Times New Roman"/>
-          <w:sz w:val="26"/>
-          <w:szCs w:val="26"/>
-        </w:rPr>
-      </w:pPr>
-      <w:r>
-        <w:rPr>
-          <w:rFonts w:ascii="Times New Roman" w:hAnsi="Times New Roman" w:cs="Times New Roman"/>
+          <w:rFonts w:cs="Times New Roman"/>
+          <w:sz w:val="26"/>
+          <w:szCs w:val="26"/>
+        </w:rPr>
+      </w:pPr>
+      <w:r>
+        <w:rPr>
+          <w:rFonts w:cs="Times New Roman"/>
           <w:sz w:val="26"/>
           <w:szCs w:val="26"/>
         </w:rPr>
@@ -127,20 +146,20 @@
       <w:pPr>
         <w:jc w:val="center"/>
         <w:rPr>
-          <w:rFonts w:ascii="Times New Roman" w:hAnsi="Times New Roman" w:cs="Times New Roman"/>
-          <w:sz w:val="26"/>
-          <w:szCs w:val="26"/>
-        </w:rPr>
-      </w:pPr>
-      <w:r>
-        <w:rPr>
-          <w:rFonts w:ascii="Times New Roman" w:hAnsi="Times New Roman" w:cs="Times New Roman"/>
+          <w:rFonts w:cs="Times New Roman"/>
+          <w:sz w:val="26"/>
+          <w:szCs w:val="26"/>
+        </w:rPr>
+      </w:pPr>
+      <w:r>
+        <w:rPr>
+          <w:rFonts w:cs="Times New Roman"/>
           <w:noProof/>
           <w:sz w:val="26"/>
           <w:szCs w:val="26"/>
         </w:rPr>
         <w:drawing>
-          <wp:inline distT="0" distB="0" distL="0" distR="0" wp14:anchorId="0605E682" wp14:editId="6E861B41">
+          <wp:inline distT="0" distB="0" distL="0" distR="0" wp14:anchorId="6A793358" wp14:editId="46B39501">
             <wp:extent cx="3724302" cy="1509724"/>
             <wp:effectExtent l="0" t="0" r="0" b="0"/>
             <wp:docPr id="916370491" name="Picture 2"/>
@@ -185,14 +204,14 @@
     <w:p>
       <w:pPr>
         <w:rPr>
-          <w:rFonts w:ascii="Times New Roman" w:hAnsi="Times New Roman" w:cs="Times New Roman"/>
-          <w:sz w:val="26"/>
-          <w:szCs w:val="26"/>
-        </w:rPr>
-      </w:pPr>
-      <w:r>
-        <w:rPr>
-          <w:rFonts w:ascii="Times New Roman" w:hAnsi="Times New Roman" w:cs="Times New Roman"/>
+          <w:rFonts w:cs="Times New Roman"/>
+          <w:sz w:val="26"/>
+          <w:szCs w:val="26"/>
+        </w:rPr>
+      </w:pPr>
+      <w:r>
+        <w:rPr>
+          <w:rFonts w:cs="Times New Roman"/>
           <w:sz w:val="26"/>
           <w:szCs w:val="26"/>
         </w:rPr>
@@ -203,20 +222,20 @@
       <w:pPr>
         <w:jc w:val="center"/>
         <w:rPr>
-          <w:rFonts w:ascii="Times New Roman" w:hAnsi="Times New Roman" w:cs="Times New Roman"/>
-          <w:sz w:val="26"/>
-          <w:szCs w:val="26"/>
-        </w:rPr>
-      </w:pPr>
-      <w:r>
-        <w:rPr>
-          <w:rFonts w:ascii="Times New Roman" w:hAnsi="Times New Roman" w:cs="Times New Roman"/>
+          <w:rFonts w:cs="Times New Roman"/>
+          <w:sz w:val="26"/>
+          <w:szCs w:val="26"/>
+        </w:rPr>
+      </w:pPr>
+      <w:r>
+        <w:rPr>
+          <w:rFonts w:cs="Times New Roman"/>
           <w:noProof/>
           <w:sz w:val="26"/>
           <w:szCs w:val="26"/>
         </w:rPr>
         <w:drawing>
-          <wp:inline distT="0" distB="0" distL="0" distR="0" wp14:anchorId="76BA5028" wp14:editId="47A0F43B">
+          <wp:inline distT="0" distB="0" distL="0" distR="0" wp14:anchorId="72681FA0" wp14:editId="1F923C48">
             <wp:extent cx="3381400" cy="2128853"/>
             <wp:effectExtent l="0" t="0" r="0" b="5080"/>
             <wp:docPr id="654745006" name="Picture 3"/>
@@ -261,17 +280,18 @@
     <w:p>
       <w:pPr>
         <w:rPr>
-          <w:rFonts w:ascii="Times New Roman" w:hAnsi="Times New Roman" w:cs="Times New Roman"/>
-          <w:sz w:val="26"/>
-          <w:szCs w:val="26"/>
-        </w:rPr>
-      </w:pPr>
-      <w:r>
-        <w:rPr>
-          <w:rFonts w:ascii="Times New Roman" w:hAnsi="Times New Roman" w:cs="Times New Roman"/>
-          <w:sz w:val="26"/>
-          <w:szCs w:val="26"/>
-        </w:rPr>
+          <w:rFonts w:cs="Times New Roman"/>
+          <w:sz w:val="26"/>
+          <w:szCs w:val="26"/>
+        </w:rPr>
+      </w:pPr>
+      <w:r>
+        <w:rPr>
+          <w:rFonts w:cs="Times New Roman"/>
+          <w:sz w:val="26"/>
+          <w:szCs w:val="26"/>
+        </w:rPr>
+        <w:lastRenderedPageBreak/>
         <w:t>Tạo thư mục LAB3</w:t>
       </w:r>
     </w:p>
@@ -279,21 +299,20 @@
       <w:pPr>
         <w:jc w:val="center"/>
         <w:rPr>
-          <w:rFonts w:ascii="Times New Roman" w:hAnsi="Times New Roman" w:cs="Times New Roman"/>
-          <w:sz w:val="26"/>
-          <w:szCs w:val="26"/>
-        </w:rPr>
-      </w:pPr>
-      <w:r>
-        <w:rPr>
-          <w:rFonts w:ascii="Times New Roman" w:hAnsi="Times New Roman" w:cs="Times New Roman"/>
+          <w:rFonts w:cs="Times New Roman"/>
+          <w:sz w:val="26"/>
+          <w:szCs w:val="26"/>
+        </w:rPr>
+      </w:pPr>
+      <w:r>
+        <w:rPr>
+          <w:rFonts w:cs="Times New Roman"/>
           <w:noProof/>
           <w:sz w:val="26"/>
           <w:szCs w:val="26"/>
         </w:rPr>
-        <w:lastRenderedPageBreak/>
         <w:drawing>
-          <wp:inline distT="0" distB="0" distL="0" distR="0" wp14:anchorId="6E00C424" wp14:editId="55B380AE">
+          <wp:inline distT="0" distB="0" distL="0" distR="0" wp14:anchorId="481F5313" wp14:editId="74C2CD3A">
             <wp:extent cx="3638577" cy="2767033"/>
             <wp:effectExtent l="0" t="0" r="0" b="0"/>
             <wp:docPr id="804544791" name="Picture 4"/>
@@ -338,14 +357,14 @@
     <w:p>
       <w:pPr>
         <w:rPr>
-          <w:rFonts w:ascii="Times New Roman" w:hAnsi="Times New Roman" w:cs="Times New Roman"/>
-          <w:sz w:val="26"/>
-          <w:szCs w:val="26"/>
-        </w:rPr>
-      </w:pPr>
-      <w:r>
-        <w:rPr>
-          <w:rFonts w:ascii="Times New Roman" w:hAnsi="Times New Roman" w:cs="Times New Roman"/>
+          <w:rFonts w:cs="Times New Roman"/>
+          <w:sz w:val="26"/>
+          <w:szCs w:val="26"/>
+        </w:rPr>
+      </w:pPr>
+      <w:r>
+        <w:rPr>
+          <w:rFonts w:cs="Times New Roman"/>
           <w:sz w:val="26"/>
           <w:szCs w:val="26"/>
         </w:rPr>
@@ -353,7 +372,7 @@
       </w:r>
       <w:r>
         <w:rPr>
-          <w:rFonts w:ascii="Times New Roman" w:hAnsi="Times New Roman" w:cs="Times New Roman"/>
+          <w:rFonts w:cs="Times New Roman"/>
           <w:sz w:val="26"/>
           <w:szCs w:val="26"/>
         </w:rPr>
@@ -364,20 +383,20 @@
       <w:pPr>
         <w:jc w:val="center"/>
         <w:rPr>
-          <w:rFonts w:ascii="Times New Roman" w:hAnsi="Times New Roman" w:cs="Times New Roman"/>
-          <w:sz w:val="26"/>
-          <w:szCs w:val="26"/>
-        </w:rPr>
-      </w:pPr>
-      <w:r>
-        <w:rPr>
-          <w:rFonts w:ascii="Times New Roman" w:hAnsi="Times New Roman" w:cs="Times New Roman"/>
+          <w:rFonts w:cs="Times New Roman"/>
+          <w:sz w:val="26"/>
+          <w:szCs w:val="26"/>
+        </w:rPr>
+      </w:pPr>
+      <w:r>
+        <w:rPr>
+          <w:rFonts w:cs="Times New Roman"/>
           <w:noProof/>
           <w:sz w:val="26"/>
           <w:szCs w:val="26"/>
         </w:rPr>
         <w:drawing>
-          <wp:inline distT="0" distB="0" distL="0" distR="0" wp14:anchorId="448A51D9" wp14:editId="14B44EE2">
+          <wp:inline distT="0" distB="0" distL="0" distR="0" wp14:anchorId="7048154A" wp14:editId="1865B564">
             <wp:extent cx="4838735" cy="1585924"/>
             <wp:effectExtent l="0" t="0" r="0" b="0"/>
             <wp:docPr id="423361128" name="Picture 5"/>
@@ -423,20 +442,20 @@
       <w:pPr>
         <w:jc w:val="center"/>
         <w:rPr>
-          <w:rFonts w:ascii="Times New Roman" w:hAnsi="Times New Roman" w:cs="Times New Roman"/>
-          <w:sz w:val="26"/>
-          <w:szCs w:val="26"/>
-        </w:rPr>
-      </w:pPr>
-      <w:r>
-        <w:rPr>
-          <w:rFonts w:ascii="Times New Roman" w:hAnsi="Times New Roman" w:cs="Times New Roman"/>
+          <w:rFonts w:cs="Times New Roman"/>
+          <w:sz w:val="26"/>
+          <w:szCs w:val="26"/>
+        </w:rPr>
+      </w:pPr>
+      <w:r>
+        <w:rPr>
+          <w:rFonts w:cs="Times New Roman"/>
           <w:noProof/>
           <w:sz w:val="26"/>
           <w:szCs w:val="26"/>
         </w:rPr>
         <w:drawing>
-          <wp:inline distT="0" distB="0" distL="0" distR="0" wp14:anchorId="47889BD9" wp14:editId="05068B43">
+          <wp:inline distT="0" distB="0" distL="0" distR="0" wp14:anchorId="10EC7A66" wp14:editId="5B204FF4">
             <wp:extent cx="4853023" cy="1452573"/>
             <wp:effectExtent l="0" t="0" r="5080" b="0"/>
             <wp:docPr id="1981969729" name="Picture 6"/>
@@ -481,14 +500,14 @@
     <w:p>
       <w:pPr>
         <w:rPr>
-          <w:rFonts w:ascii="Times New Roman" w:hAnsi="Times New Roman" w:cs="Times New Roman"/>
-          <w:sz w:val="26"/>
-          <w:szCs w:val="26"/>
-        </w:rPr>
-      </w:pPr>
-      <w:r>
-        <w:rPr>
-          <w:rFonts w:ascii="Times New Roman" w:hAnsi="Times New Roman" w:cs="Times New Roman"/>
+          <w:rFonts w:cs="Times New Roman"/>
+          <w:sz w:val="26"/>
+          <w:szCs w:val="26"/>
+        </w:rPr>
+      </w:pPr>
+      <w:r>
+        <w:rPr>
+          <w:rFonts w:cs="Times New Roman"/>
           <w:sz w:val="26"/>
           <w:szCs w:val="26"/>
         </w:rPr>
@@ -496,7 +515,7 @@
       </w:r>
       <w:r>
         <w:rPr>
-          <w:rFonts w:ascii="Times New Roman" w:hAnsi="Times New Roman" w:cs="Times New Roman"/>
+          <w:rFonts w:cs="Times New Roman"/>
           <w:sz w:val="26"/>
           <w:szCs w:val="26"/>
         </w:rPr>
@@ -507,20 +526,21 @@
       <w:pPr>
         <w:jc w:val="center"/>
         <w:rPr>
-          <w:rFonts w:ascii="Times New Roman" w:hAnsi="Times New Roman" w:cs="Times New Roman"/>
-          <w:sz w:val="26"/>
-          <w:szCs w:val="26"/>
-        </w:rPr>
-      </w:pPr>
-      <w:r>
-        <w:rPr>
-          <w:rFonts w:ascii="Times New Roman" w:hAnsi="Times New Roman" w:cs="Times New Roman"/>
+          <w:rFonts w:cs="Times New Roman"/>
+          <w:sz w:val="26"/>
+          <w:szCs w:val="26"/>
+        </w:rPr>
+      </w:pPr>
+      <w:r>
+        <w:rPr>
+          <w:rFonts w:cs="Times New Roman"/>
           <w:noProof/>
           <w:sz w:val="26"/>
           <w:szCs w:val="26"/>
         </w:rPr>
+        <w:lastRenderedPageBreak/>
         <w:drawing>
-          <wp:inline distT="0" distB="0" distL="0" distR="0" wp14:anchorId="58754188" wp14:editId="743579D2">
+          <wp:inline distT="0" distB="0" distL="0" distR="0" wp14:anchorId="01A826A0" wp14:editId="2ADE7994">
             <wp:extent cx="4491070" cy="590554"/>
             <wp:effectExtent l="0" t="0" r="5080" b="0"/>
             <wp:docPr id="146485497" name="Picture 1"/>
@@ -565,14 +585,14 @@
     <w:p>
       <w:pPr>
         <w:rPr>
-          <w:rFonts w:ascii="Times New Roman" w:hAnsi="Times New Roman" w:cs="Times New Roman"/>
-          <w:sz w:val="26"/>
-          <w:szCs w:val="26"/>
-        </w:rPr>
-      </w:pPr>
-      <w:r>
-        <w:rPr>
-          <w:rFonts w:ascii="Times New Roman" w:hAnsi="Times New Roman" w:cs="Times New Roman"/>
+          <w:rFonts w:cs="Times New Roman"/>
+          <w:sz w:val="26"/>
+          <w:szCs w:val="26"/>
+        </w:rPr>
+      </w:pPr>
+      <w:r>
+        <w:rPr>
+          <w:rFonts w:cs="Times New Roman"/>
           <w:sz w:val="26"/>
           <w:szCs w:val="26"/>
         </w:rPr>
@@ -582,7 +602,7 @@
     <w:p>
       <w:pPr>
         <w:rPr>
-          <w:rFonts w:ascii="Times New Roman" w:hAnsi="Times New Roman" w:cs="Times New Roman"/>
+          <w:rFonts w:cs="Times New Roman"/>
           <w:noProof/>
           <w:sz w:val="26"/>
           <w:szCs w:val="26"/>
@@ -593,21 +613,20 @@
       <w:pPr>
         <w:jc w:val="center"/>
         <w:rPr>
-          <w:rFonts w:ascii="Times New Roman" w:hAnsi="Times New Roman" w:cs="Times New Roman"/>
-          <w:sz w:val="26"/>
-          <w:szCs w:val="26"/>
-        </w:rPr>
-      </w:pPr>
-      <w:r>
-        <w:rPr>
-          <w:rFonts w:ascii="Times New Roman" w:hAnsi="Times New Roman" w:cs="Times New Roman"/>
+          <w:rFonts w:cs="Times New Roman"/>
+          <w:sz w:val="26"/>
+          <w:szCs w:val="26"/>
+        </w:rPr>
+      </w:pPr>
+      <w:r>
+        <w:rPr>
+          <w:rFonts w:cs="Times New Roman"/>
           <w:noProof/>
           <w:sz w:val="26"/>
           <w:szCs w:val="26"/>
         </w:rPr>
-        <w:lastRenderedPageBreak/>
         <w:drawing>
-          <wp:inline distT="0" distB="0" distL="0" distR="0" wp14:anchorId="68484E1C" wp14:editId="2C674DB4">
+          <wp:inline distT="0" distB="0" distL="0" distR="0" wp14:anchorId="33EAF81C" wp14:editId="583D2B3E">
             <wp:extent cx="4683897" cy="2605087"/>
             <wp:effectExtent l="0" t="0" r="2540" b="5080"/>
             <wp:docPr id="813022779" name="Picture 2" descr="Windows 11 x64 - VMware Workstation"/>
@@ -662,20 +681,20 @@
       <w:pPr>
         <w:jc w:val="center"/>
         <w:rPr>
-          <w:rFonts w:ascii="Times New Roman" w:hAnsi="Times New Roman" w:cs="Times New Roman"/>
-          <w:sz w:val="26"/>
-          <w:szCs w:val="26"/>
-        </w:rPr>
-      </w:pPr>
-      <w:r>
-        <w:rPr>
-          <w:rFonts w:ascii="Times New Roman" w:hAnsi="Times New Roman" w:cs="Times New Roman"/>
+          <w:rFonts w:cs="Times New Roman"/>
+          <w:sz w:val="26"/>
+          <w:szCs w:val="26"/>
+        </w:rPr>
+      </w:pPr>
+      <w:r>
+        <w:rPr>
+          <w:rFonts w:cs="Times New Roman"/>
           <w:noProof/>
           <w:sz w:val="26"/>
           <w:szCs w:val="26"/>
         </w:rPr>
         <w:drawing>
-          <wp:inline distT="0" distB="0" distL="0" distR="0" wp14:anchorId="70325085" wp14:editId="18229FB6">
+          <wp:inline distT="0" distB="0" distL="0" distR="0" wp14:anchorId="3DB0BC48" wp14:editId="4033F4B7">
             <wp:extent cx="4676809" cy="2657494"/>
             <wp:effectExtent l="0" t="0" r="9525" b="9525"/>
             <wp:docPr id="1983400572" name="Picture 3"/>
@@ -721,20 +740,21 @@
       <w:pPr>
         <w:jc w:val="center"/>
         <w:rPr>
-          <w:rFonts w:ascii="Times New Roman" w:hAnsi="Times New Roman" w:cs="Times New Roman"/>
-          <w:sz w:val="26"/>
-          <w:szCs w:val="26"/>
-        </w:rPr>
-      </w:pPr>
-      <w:r>
-        <w:rPr>
-          <w:rFonts w:ascii="Times New Roman" w:hAnsi="Times New Roman" w:cs="Times New Roman"/>
+          <w:rFonts w:cs="Times New Roman"/>
+          <w:sz w:val="26"/>
+          <w:szCs w:val="26"/>
+        </w:rPr>
+      </w:pPr>
+      <w:r>
+        <w:rPr>
+          <w:rFonts w:cs="Times New Roman"/>
           <w:noProof/>
           <w:sz w:val="26"/>
           <w:szCs w:val="26"/>
         </w:rPr>
+        <w:lastRenderedPageBreak/>
         <w:drawing>
-          <wp:inline distT="0" distB="0" distL="0" distR="0" wp14:anchorId="2793E1FC" wp14:editId="1A09130F">
+          <wp:inline distT="0" distB="0" distL="0" distR="0" wp14:anchorId="243FF32A" wp14:editId="44604E33">
             <wp:extent cx="4652997" cy="2343167"/>
             <wp:effectExtent l="0" t="0" r="0" b="0"/>
             <wp:docPr id="704278404" name="Picture 4"/>
@@ -779,14 +799,14 @@
     <w:p>
       <w:pPr>
         <w:rPr>
-          <w:rFonts w:ascii="Times New Roman" w:hAnsi="Times New Roman" w:cs="Times New Roman"/>
-          <w:sz w:val="26"/>
-          <w:szCs w:val="26"/>
-        </w:rPr>
-      </w:pPr>
-      <w:r>
-        <w:rPr>
-          <w:rFonts w:ascii="Times New Roman" w:hAnsi="Times New Roman" w:cs="Times New Roman"/>
+          <w:rFonts w:cs="Times New Roman"/>
+          <w:sz w:val="26"/>
+          <w:szCs w:val="26"/>
+        </w:rPr>
+      </w:pPr>
+      <w:r>
+        <w:rPr>
+          <w:rFonts w:cs="Times New Roman"/>
           <w:sz w:val="26"/>
           <w:szCs w:val="26"/>
         </w:rPr>
@@ -797,21 +817,20 @@
       <w:pPr>
         <w:jc w:val="center"/>
         <w:rPr>
-          <w:rFonts w:ascii="Times New Roman" w:hAnsi="Times New Roman" w:cs="Times New Roman"/>
-          <w:sz w:val="26"/>
-          <w:szCs w:val="26"/>
-        </w:rPr>
-      </w:pPr>
-      <w:r>
-        <w:rPr>
-          <w:rFonts w:ascii="Times New Roman" w:hAnsi="Times New Roman" w:cs="Times New Roman"/>
+          <w:rFonts w:cs="Times New Roman"/>
+          <w:sz w:val="26"/>
+          <w:szCs w:val="26"/>
+        </w:rPr>
+      </w:pPr>
+      <w:r>
+        <w:rPr>
+          <w:rFonts w:cs="Times New Roman"/>
           <w:noProof/>
           <w:sz w:val="26"/>
           <w:szCs w:val="26"/>
         </w:rPr>
-        <w:lastRenderedPageBreak/>
         <w:drawing>
-          <wp:inline distT="0" distB="0" distL="0" distR="0" wp14:anchorId="12EB95F2" wp14:editId="363A66F6">
+          <wp:inline distT="0" distB="0" distL="0" distR="0" wp14:anchorId="3DA4E05B" wp14:editId="793FD720">
             <wp:extent cx="3300437" cy="938219"/>
             <wp:effectExtent l="0" t="0" r="0" b="0"/>
             <wp:docPr id="1953896187" name="Picture 5"/>
@@ -856,14 +875,14 @@
     <w:p>
       <w:pPr>
         <w:rPr>
-          <w:rFonts w:ascii="Times New Roman" w:hAnsi="Times New Roman" w:cs="Times New Roman"/>
-          <w:sz w:val="26"/>
-          <w:szCs w:val="26"/>
-        </w:rPr>
-      </w:pPr>
-      <w:r>
-        <w:rPr>
-          <w:rFonts w:ascii="Times New Roman" w:hAnsi="Times New Roman" w:cs="Times New Roman"/>
+          <w:rFonts w:cs="Times New Roman"/>
+          <w:sz w:val="26"/>
+          <w:szCs w:val="26"/>
+        </w:rPr>
+      </w:pPr>
+      <w:r>
+        <w:rPr>
+          <w:rFonts w:cs="Times New Roman"/>
           <w:sz w:val="26"/>
           <w:szCs w:val="26"/>
         </w:rPr>
@@ -874,20 +893,20 @@
       <w:pPr>
         <w:jc w:val="center"/>
         <w:rPr>
-          <w:rFonts w:ascii="Times New Roman" w:hAnsi="Times New Roman" w:cs="Times New Roman"/>
-          <w:sz w:val="26"/>
-          <w:szCs w:val="26"/>
-        </w:rPr>
-      </w:pPr>
-      <w:r>
-        <w:rPr>
-          <w:rFonts w:ascii="Times New Roman" w:hAnsi="Times New Roman" w:cs="Times New Roman"/>
+          <w:rFonts w:cs="Times New Roman"/>
+          <w:sz w:val="26"/>
+          <w:szCs w:val="26"/>
+        </w:rPr>
+      </w:pPr>
+      <w:r>
+        <w:rPr>
+          <w:rFonts w:cs="Times New Roman"/>
           <w:noProof/>
           <w:sz w:val="26"/>
           <w:szCs w:val="26"/>
         </w:rPr>
         <w:drawing>
-          <wp:inline distT="0" distB="0" distL="0" distR="0" wp14:anchorId="0B21D141" wp14:editId="6711691A">
+          <wp:inline distT="0" distB="0" distL="0" distR="0" wp14:anchorId="212CDF30" wp14:editId="517AF1F4">
             <wp:extent cx="4781585" cy="623892"/>
             <wp:effectExtent l="0" t="0" r="0" b="5080"/>
             <wp:docPr id="218627463" name="Picture 6"/>
@@ -933,20 +952,20 @@
       <w:pPr>
         <w:jc w:val="center"/>
         <w:rPr>
-          <w:rFonts w:ascii="Times New Roman" w:hAnsi="Times New Roman" w:cs="Times New Roman"/>
-          <w:sz w:val="26"/>
-          <w:szCs w:val="26"/>
-        </w:rPr>
-      </w:pPr>
-      <w:r>
-        <w:rPr>
-          <w:rFonts w:ascii="Times New Roman" w:hAnsi="Times New Roman" w:cs="Times New Roman"/>
+          <w:rFonts w:cs="Times New Roman"/>
+          <w:sz w:val="26"/>
+          <w:szCs w:val="26"/>
+        </w:rPr>
+      </w:pPr>
+      <w:r>
+        <w:rPr>
+          <w:rFonts w:cs="Times New Roman"/>
           <w:noProof/>
           <w:sz w:val="26"/>
           <w:szCs w:val="26"/>
         </w:rPr>
         <w:drawing>
-          <wp:inline distT="0" distB="0" distL="0" distR="0" wp14:anchorId="6B036785" wp14:editId="3F6361E9">
+          <wp:inline distT="0" distB="0" distL="0" distR="0" wp14:anchorId="74A0FC59" wp14:editId="5EFDD2F3">
             <wp:extent cx="4633946" cy="2052653"/>
             <wp:effectExtent l="0" t="0" r="0" b="5080"/>
             <wp:docPr id="1908258982" name="Picture 7"/>
@@ -991,6 +1010,32 @@
     <w:p>
       <w:pPr>
         <w:rPr>
+          <w:rFonts w:cs="Times New Roman"/>
+          <w:b/>
+          <w:bCs/>
+          <w:sz w:val="26"/>
+          <w:szCs w:val="26"/>
+        </w:rPr>
+      </w:pPr>
+      <w:r>
+        <w:rPr>
+          <w:rFonts w:cs="Times New Roman"/>
+          <w:b/>
+          <w:bCs/>
+          <w:sz w:val="26"/>
+          <w:szCs w:val="26"/>
+        </w:rPr>
+        <w:t>THỰC HÀNH</w:t>
+      </w:r>
+    </w:p>
+    <w:p>
+      <w:pPr>
+        <w:pStyle w:val="ListParagraph"/>
+        <w:numPr>
+          <w:ilvl w:val="0"/>
+          <w:numId w:val="2"/>
+        </w:numPr>
+        <w:rPr>
           <w:rFonts w:ascii="Times New Roman" w:hAnsi="Times New Roman" w:cs="Times New Roman"/>
           <w:b/>
           <w:bCs/>
@@ -1006,46 +1051,21 @@
           <w:sz w:val="26"/>
           <w:szCs w:val="26"/>
         </w:rPr>
-        <w:t>THỰC HÀNH</w:t>
-      </w:r>
-    </w:p>
-    <w:p>
-      <w:pPr>
-        <w:pStyle w:val="ListParagraph"/>
-        <w:numPr>
-          <w:ilvl w:val="0"/>
-          <w:numId w:val="1"/>
-        </w:numPr>
-        <w:rPr>
-          <w:rFonts w:ascii="Times New Roman" w:hAnsi="Times New Roman" w:cs="Times New Roman"/>
-          <w:b/>
-          <w:bCs/>
-          <w:sz w:val="26"/>
-          <w:szCs w:val="26"/>
-        </w:rPr>
-      </w:pPr>
-      <w:r>
-        <w:rPr>
-          <w:rFonts w:ascii="Times New Roman" w:hAnsi="Times New Roman" w:cs="Times New Roman"/>
-          <w:b/>
-          <w:bCs/>
-          <w:sz w:val="26"/>
-          <w:szCs w:val="26"/>
-        </w:rPr>
+        <w:lastRenderedPageBreak/>
         <w:t>Tạo Baseline</w:t>
       </w:r>
     </w:p>
     <w:p>
       <w:pPr>
         <w:rPr>
-          <w:rFonts w:ascii="Times New Roman" w:hAnsi="Times New Roman" w:cs="Times New Roman"/>
-          <w:sz w:val="26"/>
-          <w:szCs w:val="26"/>
-        </w:rPr>
-      </w:pPr>
-      <w:r>
-        <w:rPr>
-          <w:rFonts w:ascii="Times New Roman" w:hAnsi="Times New Roman" w:cs="Times New Roman"/>
+          <w:rFonts w:cs="Times New Roman"/>
+          <w:sz w:val="26"/>
+          <w:szCs w:val="26"/>
+        </w:rPr>
+      </w:pPr>
+      <w:r>
+        <w:rPr>
+          <w:rFonts w:cs="Times New Roman"/>
           <w:sz w:val="26"/>
           <w:szCs w:val="26"/>
         </w:rPr>
@@ -1055,20 +1075,20 @@
     <w:p>
       <w:pPr>
         <w:rPr>
-          <w:rFonts w:ascii="Times New Roman" w:hAnsi="Times New Roman" w:cs="Times New Roman"/>
-          <w:sz w:val="26"/>
-          <w:szCs w:val="26"/>
-        </w:rPr>
-      </w:pPr>
-      <w:r>
-        <w:rPr>
-          <w:rFonts w:ascii="Times New Roman" w:hAnsi="Times New Roman" w:cs="Times New Roman"/>
+          <w:rFonts w:cs="Times New Roman"/>
+          <w:sz w:val="26"/>
+          <w:szCs w:val="26"/>
+        </w:rPr>
+      </w:pPr>
+      <w:r>
+        <w:rPr>
+          <w:rFonts w:cs="Times New Roman"/>
           <w:noProof/>
           <w:sz w:val="26"/>
           <w:szCs w:val="26"/>
         </w:rPr>
         <w:drawing>
-          <wp:inline distT="0" distB="0" distL="0" distR="0" wp14:anchorId="0488B1AE" wp14:editId="42F474DC">
+          <wp:inline distT="0" distB="0" distL="0" distR="0" wp14:anchorId="4A928E6A" wp14:editId="736E660D">
             <wp:extent cx="4572033" cy="1357322"/>
             <wp:effectExtent l="0" t="0" r="0" b="0"/>
             <wp:docPr id="1137452104" name="Picture 8"/>
@@ -1113,14 +1133,14 @@
     <w:p>
       <w:pPr>
         <w:rPr>
-          <w:rFonts w:ascii="Times New Roman" w:hAnsi="Times New Roman" w:cs="Times New Roman"/>
-          <w:sz w:val="26"/>
-          <w:szCs w:val="26"/>
-        </w:rPr>
-      </w:pPr>
-      <w:r>
-        <w:rPr>
-          <w:rFonts w:ascii="Times New Roman" w:hAnsi="Times New Roman" w:cs="Times New Roman"/>
+          <w:rFonts w:cs="Times New Roman"/>
+          <w:sz w:val="26"/>
+          <w:szCs w:val="26"/>
+        </w:rPr>
+      </w:pPr>
+      <w:r>
+        <w:rPr>
+          <w:rFonts w:cs="Times New Roman"/>
           <w:sz w:val="26"/>
           <w:szCs w:val="26"/>
         </w:rPr>
@@ -1128,7 +1148,7 @@
       </w:r>
       <w:r>
         <w:rPr>
-          <w:rFonts w:ascii="Times New Roman" w:hAnsi="Times New Roman" w:cs="Times New Roman"/>
+          <w:rFonts w:cs="Times New Roman"/>
           <w:sz w:val="26"/>
           <w:szCs w:val="26"/>
         </w:rPr>
@@ -1138,20 +1158,20 @@
     <w:p>
       <w:pPr>
         <w:rPr>
-          <w:rFonts w:ascii="Times New Roman" w:hAnsi="Times New Roman" w:cs="Times New Roman"/>
-          <w:sz w:val="26"/>
-          <w:szCs w:val="26"/>
-        </w:rPr>
-      </w:pPr>
-      <w:r>
-        <w:rPr>
-          <w:rFonts w:ascii="Times New Roman" w:hAnsi="Times New Roman" w:cs="Times New Roman"/>
+          <w:rFonts w:cs="Times New Roman"/>
+          <w:sz w:val="26"/>
+          <w:szCs w:val="26"/>
+        </w:rPr>
+      </w:pPr>
+      <w:r>
+        <w:rPr>
+          <w:rFonts w:cs="Times New Roman"/>
           <w:noProof/>
           <w:sz w:val="26"/>
           <w:szCs w:val="26"/>
         </w:rPr>
         <w:drawing>
-          <wp:inline distT="0" distB="0" distL="0" distR="0" wp14:anchorId="7C69220A" wp14:editId="243B4BD5">
+          <wp:inline distT="0" distB="0" distL="0" distR="0" wp14:anchorId="6D4DEFFD" wp14:editId="61FCB312">
             <wp:extent cx="5290012" cy="219075"/>
             <wp:effectExtent l="0" t="0" r="6350" b="0"/>
             <wp:docPr id="669118866" name="Picture 11"/>
@@ -1196,20 +1216,20 @@
     <w:p>
       <w:pPr>
         <w:rPr>
-          <w:rFonts w:ascii="Times New Roman" w:hAnsi="Times New Roman" w:cs="Times New Roman"/>
-          <w:sz w:val="26"/>
-          <w:szCs w:val="26"/>
-        </w:rPr>
-      </w:pPr>
-      <w:r>
-        <w:rPr>
-          <w:rFonts w:ascii="Times New Roman" w:hAnsi="Times New Roman" w:cs="Times New Roman"/>
+          <w:rFonts w:cs="Times New Roman"/>
+          <w:sz w:val="26"/>
+          <w:szCs w:val="26"/>
+        </w:rPr>
+      </w:pPr>
+      <w:r>
+        <w:rPr>
+          <w:rFonts w:cs="Times New Roman"/>
           <w:noProof/>
           <w:sz w:val="26"/>
           <w:szCs w:val="26"/>
         </w:rPr>
         <w:drawing>
-          <wp:inline distT="0" distB="0" distL="0" distR="0" wp14:anchorId="5FEB0A04" wp14:editId="71F24A26">
+          <wp:inline distT="0" distB="0" distL="0" distR="0" wp14:anchorId="366EA49D" wp14:editId="4DADE42A">
             <wp:extent cx="4853023" cy="885831"/>
             <wp:effectExtent l="0" t="0" r="5080" b="0"/>
             <wp:docPr id="1798287259" name="Picture 10"/>
@@ -1254,23 +1274,22 @@
     <w:p>
       <w:pPr>
         <w:rPr>
-          <w:rFonts w:ascii="Times New Roman" w:hAnsi="Times New Roman" w:cs="Times New Roman"/>
-          <w:sz w:val="26"/>
-          <w:szCs w:val="26"/>
-        </w:rPr>
-      </w:pPr>
-      <w:r>
-        <w:rPr>
-          <w:rFonts w:ascii="Times New Roman" w:hAnsi="Times New Roman" w:cs="Times New Roman"/>
-          <w:sz w:val="26"/>
-          <w:szCs w:val="26"/>
-        </w:rPr>
-        <w:lastRenderedPageBreak/>
+          <w:rFonts w:cs="Times New Roman"/>
+          <w:sz w:val="26"/>
+          <w:szCs w:val="26"/>
+        </w:rPr>
+      </w:pPr>
+      <w:r>
+        <w:rPr>
+          <w:rFonts w:cs="Times New Roman"/>
+          <w:sz w:val="26"/>
+          <w:szCs w:val="26"/>
+        </w:rPr>
         <w:t>C</w:t>
       </w:r>
       <w:r>
         <w:rPr>
-          <w:rFonts w:ascii="Times New Roman" w:hAnsi="Times New Roman" w:cs="Times New Roman"/>
+          <w:rFonts w:cs="Times New Roman"/>
           <w:sz w:val="26"/>
           <w:szCs w:val="26"/>
         </w:rPr>
@@ -1280,20 +1299,20 @@
     <w:p>
       <w:pPr>
         <w:rPr>
-          <w:rFonts w:ascii="Times New Roman" w:hAnsi="Times New Roman" w:cs="Times New Roman"/>
-          <w:sz w:val="26"/>
-          <w:szCs w:val="26"/>
-        </w:rPr>
-      </w:pPr>
-      <w:r>
-        <w:rPr>
-          <w:rFonts w:ascii="Times New Roman" w:hAnsi="Times New Roman" w:cs="Times New Roman"/>
+          <w:rFonts w:cs="Times New Roman"/>
+          <w:sz w:val="26"/>
+          <w:szCs w:val="26"/>
+        </w:rPr>
+      </w:pPr>
+      <w:r>
+        <w:rPr>
+          <w:rFonts w:cs="Times New Roman"/>
           <w:noProof/>
           <w:sz w:val="26"/>
           <w:szCs w:val="26"/>
         </w:rPr>
         <w:drawing>
-          <wp:inline distT="0" distB="0" distL="0" distR="0" wp14:anchorId="010EA4B0" wp14:editId="43A24B78">
+          <wp:inline distT="0" distB="0" distL="0" distR="0" wp14:anchorId="231703E3" wp14:editId="44FCF322">
             <wp:extent cx="4829210" cy="2767033"/>
             <wp:effectExtent l="0" t="0" r="0" b="0"/>
             <wp:docPr id="1121853875" name="Picture 12"/>
@@ -1338,20 +1357,20 @@
     <w:p>
       <w:pPr>
         <w:rPr>
-          <w:rFonts w:ascii="Times New Roman" w:hAnsi="Times New Roman" w:cs="Times New Roman"/>
-          <w:sz w:val="26"/>
-          <w:szCs w:val="26"/>
-        </w:rPr>
-      </w:pPr>
-      <w:r>
-        <w:rPr>
-          <w:rFonts w:ascii="Times New Roman" w:hAnsi="Times New Roman" w:cs="Times New Roman"/>
+          <w:rFonts w:cs="Times New Roman"/>
+          <w:sz w:val="26"/>
+          <w:szCs w:val="26"/>
+        </w:rPr>
+      </w:pPr>
+      <w:r>
+        <w:rPr>
+          <w:rFonts w:cs="Times New Roman"/>
           <w:noProof/>
           <w:sz w:val="26"/>
           <w:szCs w:val="26"/>
         </w:rPr>
         <w:drawing>
-          <wp:inline distT="0" distB="0" distL="0" distR="0" wp14:anchorId="46632E1D" wp14:editId="13D8924C">
+          <wp:inline distT="0" distB="0" distL="0" distR="0" wp14:anchorId="370826C2" wp14:editId="4EC3BE49">
             <wp:extent cx="4843498" cy="319090"/>
             <wp:effectExtent l="0" t="0" r="0" b="5080"/>
             <wp:docPr id="1740961498" name="Picture 13"/>
@@ -1398,7 +1417,7 @@
         <w:pStyle w:val="ListParagraph"/>
         <w:numPr>
           <w:ilvl w:val="0"/>
-          <w:numId w:val="1"/>
+          <w:numId w:val="2"/>
         </w:numPr>
         <w:rPr>
           <w:rFonts w:ascii="Times New Roman" w:hAnsi="Times New Roman" w:cs="Times New Roman"/>
@@ -1416,6 +1435,7 @@
           <w:sz w:val="26"/>
           <w:szCs w:val="26"/>
         </w:rPr>
+        <w:lastRenderedPageBreak/>
         <w:t>TH1:</w:t>
       </w:r>
     </w:p>
@@ -1426,10 +1446,10 @@
         <w:tblLook w:val="04A0" w:firstRow="1" w:lastRow="0" w:firstColumn="1" w:lastColumn="0" w:noHBand="0" w:noVBand="1"/>
       </w:tblPr>
       <w:tblGrid>
-        <w:gridCol w:w="1871"/>
-        <w:gridCol w:w="1867"/>
-        <w:gridCol w:w="1872"/>
+        <w:gridCol w:w="1863"/>
+        <w:gridCol w:w="1853"/>
         <w:gridCol w:w="1865"/>
+        <w:gridCol w:w="1849"/>
         <w:gridCol w:w="1920"/>
       </w:tblGrid>
       <w:tr>
@@ -1440,14 +1460,14 @@
           <w:p>
             <w:pPr>
               <w:rPr>
-                <w:rFonts w:ascii="Times New Roman" w:hAnsi="Times New Roman" w:cs="Times New Roman"/>
+                <w:rFonts w:cs="Times New Roman"/>
                 <w:sz w:val="26"/>
                 <w:szCs w:val="26"/>
               </w:rPr>
             </w:pPr>
             <w:r>
               <w:rPr>
-                <w:rFonts w:ascii="Times New Roman" w:hAnsi="Times New Roman" w:cs="Times New Roman"/>
+                <w:rFonts w:cs="Times New Roman"/>
                 <w:b/>
                 <w:bCs/>
                 <w:sz w:val="26"/>
@@ -1464,14 +1484,14 @@
           <w:p>
             <w:pPr>
               <w:rPr>
-                <w:rFonts w:ascii="Times New Roman" w:hAnsi="Times New Roman" w:cs="Times New Roman"/>
+                <w:rFonts w:cs="Times New Roman"/>
                 <w:sz w:val="26"/>
                 <w:szCs w:val="26"/>
               </w:rPr>
             </w:pPr>
             <w:r>
               <w:rPr>
-                <w:rFonts w:ascii="Times New Roman" w:hAnsi="Times New Roman" w:cs="Times New Roman"/>
+                <w:rFonts w:cs="Times New Roman"/>
                 <w:b/>
                 <w:bCs/>
                 <w:sz w:val="26"/>
@@ -1488,14 +1508,14 @@
           <w:p>
             <w:pPr>
               <w:rPr>
-                <w:rFonts w:ascii="Times New Roman" w:hAnsi="Times New Roman" w:cs="Times New Roman"/>
+                <w:rFonts w:cs="Times New Roman"/>
                 <w:sz w:val="26"/>
                 <w:szCs w:val="26"/>
               </w:rPr>
             </w:pPr>
             <w:r>
               <w:rPr>
-                <w:rFonts w:ascii="Times New Roman" w:hAnsi="Times New Roman" w:cs="Times New Roman"/>
+                <w:rFonts w:cs="Times New Roman"/>
                 <w:b/>
                 <w:bCs/>
                 <w:sz w:val="26"/>
@@ -1512,14 +1532,14 @@
           <w:p>
             <w:pPr>
               <w:rPr>
-                <w:rFonts w:ascii="Times New Roman" w:hAnsi="Times New Roman" w:cs="Times New Roman"/>
+                <w:rFonts w:cs="Times New Roman"/>
                 <w:sz w:val="26"/>
                 <w:szCs w:val="26"/>
               </w:rPr>
             </w:pPr>
             <w:r>
               <w:rPr>
-                <w:rFonts w:ascii="Times New Roman" w:hAnsi="Times New Roman" w:cs="Times New Roman"/>
+                <w:rFonts w:cs="Times New Roman"/>
                 <w:b/>
                 <w:bCs/>
                 <w:sz w:val="26"/>
@@ -1536,14 +1556,14 @@
           <w:p>
             <w:pPr>
               <w:rPr>
-                <w:rFonts w:ascii="Times New Roman" w:hAnsi="Times New Roman" w:cs="Times New Roman"/>
+                <w:rFonts w:cs="Times New Roman"/>
                 <w:sz w:val="26"/>
                 <w:szCs w:val="26"/>
               </w:rPr>
             </w:pPr>
             <w:r>
               <w:rPr>
-                <w:rFonts w:ascii="Times New Roman" w:hAnsi="Times New Roman" w:cs="Times New Roman"/>
+                <w:rFonts w:cs="Times New Roman"/>
                 <w:b/>
                 <w:bCs/>
                 <w:sz w:val="26"/>
@@ -1562,14 +1582,14 @@
           <w:p>
             <w:pPr>
               <w:rPr>
-                <w:rFonts w:ascii="Times New Roman" w:hAnsi="Times New Roman" w:cs="Times New Roman"/>
+                <w:rFonts w:cs="Times New Roman"/>
                 <w:sz w:val="26"/>
                 <w:szCs w:val="26"/>
               </w:rPr>
             </w:pPr>
             <w:r>
               <w:rPr>
-                <w:rFonts w:ascii="Times New Roman" w:hAnsi="Times New Roman" w:cs="Times New Roman"/>
+                <w:rFonts w:cs="Times New Roman"/>
                 <w:sz w:val="26"/>
                 <w:szCs w:val="26"/>
               </w:rPr>
@@ -1584,14 +1604,14 @@
           <w:p>
             <w:pPr>
               <w:rPr>
-                <w:rFonts w:ascii="Times New Roman" w:hAnsi="Times New Roman" w:cs="Times New Roman"/>
+                <w:rFonts w:cs="Times New Roman"/>
                 <w:sz w:val="26"/>
                 <w:szCs w:val="26"/>
               </w:rPr>
             </w:pPr>
             <w:r>
               <w:rPr>
-                <w:rFonts w:ascii="Times New Roman" w:hAnsi="Times New Roman" w:cs="Times New Roman"/>
+                <w:rFonts w:cs="Times New Roman"/>
                 <w:sz w:val="26"/>
                 <w:szCs w:val="26"/>
               </w:rPr>
@@ -1606,14 +1626,14 @@
           <w:p>
             <w:pPr>
               <w:rPr>
-                <w:rFonts w:ascii="Times New Roman" w:hAnsi="Times New Roman" w:cs="Times New Roman"/>
+                <w:rFonts w:cs="Times New Roman"/>
                 <w:sz w:val="26"/>
                 <w:szCs w:val="26"/>
               </w:rPr>
             </w:pPr>
             <w:r>
               <w:rPr>
-                <w:rFonts w:ascii="Times New Roman" w:hAnsi="Times New Roman" w:cs="Times New Roman"/>
+                <w:rFonts w:cs="Times New Roman"/>
                 <w:sz w:val="26"/>
                 <w:szCs w:val="26"/>
               </w:rPr>
@@ -1628,14 +1648,14 @@
           <w:p>
             <w:pPr>
               <w:rPr>
-                <w:rFonts w:ascii="Times New Roman" w:hAnsi="Times New Roman" w:cs="Times New Roman"/>
+                <w:rFonts w:cs="Times New Roman"/>
                 <w:sz w:val="26"/>
                 <w:szCs w:val="26"/>
               </w:rPr>
             </w:pPr>
             <w:r>
               <w:rPr>
-                <w:rFonts w:ascii="Times New Roman" w:hAnsi="Times New Roman" w:cs="Times New Roman"/>
+                <w:rFonts w:cs="Times New Roman"/>
                 <w:sz w:val="26"/>
                 <w:szCs w:val="26"/>
               </w:rPr>
@@ -1650,14 +1670,14 @@
           <w:p>
             <w:pPr>
               <w:rPr>
-                <w:rFonts w:ascii="Times New Roman" w:hAnsi="Times New Roman" w:cs="Times New Roman"/>
+                <w:rFonts w:cs="Times New Roman"/>
                 <w:sz w:val="26"/>
                 <w:szCs w:val="26"/>
               </w:rPr>
             </w:pPr>
             <w:r>
               <w:rPr>
-                <w:rFonts w:ascii="Times New Roman" w:hAnsi="Times New Roman" w:cs="Times New Roman"/>
+                <w:rFonts w:cs="Times New Roman"/>
                 <w:sz w:val="26"/>
                 <w:szCs w:val="26"/>
               </w:rPr>
@@ -1674,14 +1694,14 @@
           <w:p>
             <w:pPr>
               <w:rPr>
-                <w:rFonts w:ascii="Times New Roman" w:hAnsi="Times New Roman" w:cs="Times New Roman"/>
+                <w:rFonts w:cs="Times New Roman"/>
                 <w:sz w:val="26"/>
                 <w:szCs w:val="26"/>
               </w:rPr>
             </w:pPr>
             <w:r>
               <w:rPr>
-                <w:rFonts w:ascii="Times New Roman" w:hAnsi="Times New Roman" w:cs="Times New Roman"/>
+                <w:rFonts w:cs="Times New Roman"/>
                 <w:sz w:val="26"/>
                 <w:szCs w:val="26"/>
               </w:rPr>
@@ -1690,7 +1710,7 @@
             <w:r>
               <w:rPr>
                 <w:rStyle w:val="HTMLCode"/>
-                <w:rFonts w:ascii="Times New Roman" w:eastAsiaTheme="minorHAnsi" w:hAnsi="Times New Roman" w:cs="Times New Roman"/>
+                <w:rFonts w:eastAsiaTheme="minorHAnsi" w:cs="Times New Roman"/>
                 <w:sz w:val="26"/>
                 <w:szCs w:val="26"/>
               </w:rPr>
@@ -1705,14 +1725,14 @@
           <w:p>
             <w:pPr>
               <w:rPr>
-                <w:rFonts w:ascii="Times New Roman" w:hAnsi="Times New Roman" w:cs="Times New Roman"/>
+                <w:rFonts w:cs="Times New Roman"/>
                 <w:sz w:val="26"/>
                 <w:szCs w:val="26"/>
               </w:rPr>
             </w:pPr>
             <w:r>
               <w:rPr>
-                <w:rFonts w:ascii="Times New Roman" w:hAnsi="Times New Roman" w:cs="Times New Roman"/>
+                <w:rFonts w:cs="Times New Roman"/>
                 <w:sz w:val="26"/>
                 <w:szCs w:val="26"/>
               </w:rPr>
@@ -1727,14 +1747,14 @@
           <w:p>
             <w:pPr>
               <w:rPr>
-                <w:rFonts w:ascii="Times New Roman" w:hAnsi="Times New Roman" w:cs="Times New Roman"/>
+                <w:rFonts w:cs="Times New Roman"/>
                 <w:sz w:val="26"/>
                 <w:szCs w:val="26"/>
               </w:rPr>
             </w:pPr>
             <w:r>
               <w:rPr>
-                <w:rFonts w:ascii="Times New Roman" w:hAnsi="Times New Roman" w:cs="Times New Roman"/>
+                <w:rFonts w:cs="Times New Roman"/>
                 <w:sz w:val="26"/>
                 <w:szCs w:val="26"/>
               </w:rPr>
@@ -1749,14 +1769,14 @@
           <w:p>
             <w:pPr>
               <w:rPr>
-                <w:rFonts w:ascii="Times New Roman" w:hAnsi="Times New Roman" w:cs="Times New Roman"/>
+                <w:rFonts w:cs="Times New Roman"/>
                 <w:sz w:val="26"/>
                 <w:szCs w:val="26"/>
               </w:rPr>
             </w:pPr>
             <w:r>
               <w:rPr>
-                <w:rFonts w:ascii="Times New Roman" w:hAnsi="Times New Roman" w:cs="Times New Roman"/>
+                <w:rFonts w:cs="Times New Roman"/>
                 <w:sz w:val="26"/>
                 <w:szCs w:val="26"/>
               </w:rPr>
@@ -1771,14 +1791,14 @@
           <w:p>
             <w:pPr>
               <w:rPr>
-                <w:rFonts w:ascii="Times New Roman" w:hAnsi="Times New Roman" w:cs="Times New Roman"/>
+                <w:rFonts w:cs="Times New Roman"/>
                 <w:sz w:val="26"/>
                 <w:szCs w:val="26"/>
               </w:rPr>
             </w:pPr>
             <w:r>
               <w:rPr>
-                <w:rFonts w:ascii="Times New Roman" w:hAnsi="Times New Roman" w:cs="Times New Roman"/>
+                <w:rFonts w:cs="Times New Roman"/>
                 <w:sz w:val="26"/>
                 <w:szCs w:val="26"/>
               </w:rPr>
@@ -1795,14 +1815,14 @@
           <w:p>
             <w:pPr>
               <w:rPr>
-                <w:rFonts w:ascii="Times New Roman" w:hAnsi="Times New Roman" w:cs="Times New Roman"/>
+                <w:rFonts w:cs="Times New Roman"/>
                 <w:sz w:val="26"/>
                 <w:szCs w:val="26"/>
               </w:rPr>
             </w:pPr>
             <w:r>
               <w:rPr>
-                <w:rFonts w:ascii="Times New Roman" w:hAnsi="Times New Roman" w:cs="Times New Roman"/>
+                <w:rFonts w:cs="Times New Roman"/>
                 <w:sz w:val="26"/>
                 <w:szCs w:val="26"/>
               </w:rPr>
@@ -1817,14 +1837,14 @@
           <w:p>
             <w:pPr>
               <w:rPr>
-                <w:rFonts w:ascii="Times New Roman" w:hAnsi="Times New Roman" w:cs="Times New Roman"/>
+                <w:rFonts w:cs="Times New Roman"/>
                 <w:sz w:val="26"/>
                 <w:szCs w:val="26"/>
               </w:rPr>
             </w:pPr>
             <w:r>
               <w:rPr>
-                <w:rFonts w:ascii="Times New Roman" w:hAnsi="Times New Roman" w:cs="Times New Roman"/>
+                <w:rFonts w:cs="Times New Roman"/>
                 <w:sz w:val="26"/>
                 <w:szCs w:val="26"/>
               </w:rPr>
@@ -1839,14 +1859,14 @@
           <w:p>
             <w:pPr>
               <w:rPr>
-                <w:rFonts w:ascii="Times New Roman" w:hAnsi="Times New Roman" w:cs="Times New Roman"/>
+                <w:rFonts w:cs="Times New Roman"/>
                 <w:sz w:val="26"/>
                 <w:szCs w:val="26"/>
               </w:rPr>
             </w:pPr>
             <w:r>
               <w:rPr>
-                <w:rFonts w:ascii="Times New Roman" w:hAnsi="Times New Roman" w:cs="Times New Roman"/>
+                <w:rFonts w:cs="Times New Roman"/>
                 <w:sz w:val="26"/>
                 <w:szCs w:val="26"/>
               </w:rPr>
@@ -1861,14 +1881,14 @@
           <w:p>
             <w:pPr>
               <w:rPr>
-                <w:rFonts w:ascii="Times New Roman" w:hAnsi="Times New Roman" w:cs="Times New Roman"/>
+                <w:rFonts w:cs="Times New Roman"/>
                 <w:sz w:val="26"/>
                 <w:szCs w:val="26"/>
               </w:rPr>
             </w:pPr>
             <w:r>
               <w:rPr>
-                <w:rFonts w:ascii="Times New Roman" w:hAnsi="Times New Roman" w:cs="Times New Roman"/>
+                <w:rFonts w:cs="Times New Roman"/>
                 <w:sz w:val="26"/>
                 <w:szCs w:val="26"/>
               </w:rPr>
@@ -1883,14 +1903,14 @@
           <w:p>
             <w:pPr>
               <w:rPr>
-                <w:rFonts w:ascii="Times New Roman" w:hAnsi="Times New Roman" w:cs="Times New Roman"/>
+                <w:rFonts w:cs="Times New Roman"/>
                 <w:sz w:val="26"/>
                 <w:szCs w:val="26"/>
               </w:rPr>
             </w:pPr>
             <w:r>
               <w:rPr>
-                <w:rFonts w:ascii="Times New Roman" w:hAnsi="Times New Roman" w:cs="Times New Roman"/>
+                <w:rFonts w:cs="Times New Roman"/>
                 <w:sz w:val="26"/>
                 <w:szCs w:val="26"/>
               </w:rPr>
@@ -1907,14 +1927,14 @@
           <w:p>
             <w:pPr>
               <w:rPr>
-                <w:rFonts w:ascii="Times New Roman" w:hAnsi="Times New Roman" w:cs="Times New Roman"/>
+                <w:rFonts w:cs="Times New Roman"/>
                 <w:sz w:val="26"/>
                 <w:szCs w:val="26"/>
               </w:rPr>
             </w:pPr>
             <w:r>
               <w:rPr>
-                <w:rFonts w:ascii="Times New Roman" w:hAnsi="Times New Roman" w:cs="Times New Roman"/>
+                <w:rFonts w:cs="Times New Roman"/>
                 <w:sz w:val="26"/>
                 <w:szCs w:val="26"/>
               </w:rPr>
@@ -1929,14 +1949,14 @@
           <w:p>
             <w:pPr>
               <w:rPr>
-                <w:rFonts w:ascii="Times New Roman" w:hAnsi="Times New Roman" w:cs="Times New Roman"/>
+                <w:rFonts w:cs="Times New Roman"/>
                 <w:sz w:val="26"/>
                 <w:szCs w:val="26"/>
               </w:rPr>
             </w:pPr>
             <w:r>
               <w:rPr>
-                <w:rFonts w:ascii="Times New Roman" w:hAnsi="Times New Roman" w:cs="Times New Roman"/>
+                <w:rFonts w:cs="Times New Roman"/>
                 <w:sz w:val="26"/>
                 <w:szCs w:val="26"/>
               </w:rPr>
@@ -1951,14 +1971,14 @@
           <w:p>
             <w:pPr>
               <w:rPr>
-                <w:rFonts w:ascii="Times New Roman" w:hAnsi="Times New Roman" w:cs="Times New Roman"/>
+                <w:rFonts w:cs="Times New Roman"/>
                 <w:sz w:val="26"/>
                 <w:szCs w:val="26"/>
               </w:rPr>
             </w:pPr>
             <w:r>
               <w:rPr>
-                <w:rFonts w:ascii="Times New Roman" w:hAnsi="Times New Roman" w:cs="Times New Roman"/>
+                <w:rFonts w:cs="Times New Roman"/>
                 <w:sz w:val="26"/>
                 <w:szCs w:val="26"/>
               </w:rPr>
@@ -1973,14 +1993,14 @@
           <w:p>
             <w:pPr>
               <w:rPr>
-                <w:rFonts w:ascii="Times New Roman" w:hAnsi="Times New Roman" w:cs="Times New Roman"/>
+                <w:rFonts w:cs="Times New Roman"/>
                 <w:sz w:val="26"/>
                 <w:szCs w:val="26"/>
               </w:rPr>
             </w:pPr>
             <w:r>
               <w:rPr>
-                <w:rFonts w:ascii="Times New Roman" w:hAnsi="Times New Roman" w:cs="Times New Roman"/>
+                <w:rFonts w:cs="Times New Roman"/>
                 <w:sz w:val="26"/>
                 <w:szCs w:val="26"/>
               </w:rPr>
@@ -1995,14 +2015,14 @@
           <w:p>
             <w:pPr>
               <w:rPr>
-                <w:rFonts w:ascii="Times New Roman" w:hAnsi="Times New Roman" w:cs="Times New Roman"/>
+                <w:rFonts w:cs="Times New Roman"/>
                 <w:sz w:val="26"/>
                 <w:szCs w:val="26"/>
               </w:rPr>
             </w:pPr>
             <w:r>
               <w:rPr>
-                <w:rFonts w:ascii="Times New Roman" w:hAnsi="Times New Roman" w:cs="Times New Roman"/>
+                <w:rFonts w:cs="Times New Roman"/>
                 <w:sz w:val="26"/>
                 <w:szCs w:val="26"/>
               </w:rPr>
@@ -2015,7 +2035,7 @@
     <w:p>
       <w:pPr>
         <w:rPr>
-          <w:rFonts w:ascii="Times New Roman" w:hAnsi="Times New Roman" w:cs="Times New Roman"/>
+          <w:rFonts w:cs="Times New Roman"/>
           <w:sz w:val="26"/>
           <w:szCs w:val="26"/>
         </w:rPr>
@@ -2028,9 +2048,9 @@
         <w:tblLook w:val="04A0" w:firstRow="1" w:lastRow="0" w:firstColumn="1" w:lastColumn="0" w:noHBand="0" w:noVBand="1"/>
       </w:tblPr>
       <w:tblGrid>
-        <w:gridCol w:w="3131"/>
-        <w:gridCol w:w="3132"/>
-        <w:gridCol w:w="3132"/>
+        <w:gridCol w:w="3114"/>
+        <w:gridCol w:w="3118"/>
+        <w:gridCol w:w="3118"/>
       </w:tblGrid>
       <w:tr>
         <w:tc>
@@ -2041,14 +2061,14 @@
           <w:p>
             <w:pPr>
               <w:rPr>
-                <w:rFonts w:ascii="Times New Roman" w:hAnsi="Times New Roman" w:cs="Times New Roman"/>
+                <w:rFonts w:cs="Times New Roman"/>
                 <w:sz w:val="26"/>
                 <w:szCs w:val="26"/>
               </w:rPr>
             </w:pPr>
             <w:r>
               <w:rPr>
-                <w:rFonts w:ascii="Times New Roman" w:hAnsi="Times New Roman" w:cs="Times New Roman"/>
+                <w:rFonts w:cs="Times New Roman"/>
                 <w:b/>
                 <w:bCs/>
                 <w:sz w:val="26"/>
@@ -2066,14 +2086,14 @@
           <w:p>
             <w:pPr>
               <w:rPr>
-                <w:rFonts w:ascii="Times New Roman" w:hAnsi="Times New Roman" w:cs="Times New Roman"/>
+                <w:rFonts w:cs="Times New Roman"/>
                 <w:sz w:val="26"/>
                 <w:szCs w:val="26"/>
               </w:rPr>
             </w:pPr>
             <w:r>
               <w:rPr>
-                <w:rFonts w:ascii="Times New Roman" w:hAnsi="Times New Roman" w:cs="Times New Roman"/>
+                <w:rFonts w:cs="Times New Roman"/>
                 <w:b/>
                 <w:bCs/>
                 <w:sz w:val="26"/>
@@ -2091,14 +2111,14 @@
           <w:p>
             <w:pPr>
               <w:rPr>
-                <w:rFonts w:ascii="Times New Roman" w:hAnsi="Times New Roman" w:cs="Times New Roman"/>
+                <w:rFonts w:cs="Times New Roman"/>
                 <w:sz w:val="26"/>
                 <w:szCs w:val="26"/>
               </w:rPr>
             </w:pPr>
             <w:r>
               <w:rPr>
-                <w:rFonts w:ascii="Times New Roman" w:hAnsi="Times New Roman" w:cs="Times New Roman"/>
+                <w:rFonts w:cs="Times New Roman"/>
                 <w:b/>
                 <w:bCs/>
                 <w:sz w:val="26"/>
@@ -2118,14 +2138,14 @@
           <w:p>
             <w:pPr>
               <w:rPr>
-                <w:rFonts w:ascii="Times New Roman" w:hAnsi="Times New Roman" w:cs="Times New Roman"/>
+                <w:rFonts w:cs="Times New Roman"/>
                 <w:sz w:val="26"/>
                 <w:szCs w:val="26"/>
               </w:rPr>
             </w:pPr>
             <w:r>
               <w:rPr>
-                <w:rFonts w:ascii="Times New Roman" w:hAnsi="Times New Roman" w:cs="Times New Roman"/>
+                <w:rFonts w:cs="Times New Roman"/>
                 <w:sz w:val="26"/>
                 <w:szCs w:val="26"/>
               </w:rPr>
@@ -2141,14 +2161,14 @@
           <w:p>
             <w:pPr>
               <w:rPr>
-                <w:rFonts w:ascii="Times New Roman" w:hAnsi="Times New Roman" w:cs="Times New Roman"/>
+                <w:rFonts w:cs="Times New Roman"/>
                 <w:sz w:val="26"/>
                 <w:szCs w:val="26"/>
               </w:rPr>
             </w:pPr>
             <w:r>
               <w:rPr>
-                <w:rFonts w:ascii="Times New Roman" w:hAnsi="Times New Roman" w:cs="Times New Roman"/>
+                <w:rFonts w:cs="Times New Roman"/>
                 <w:sz w:val="26"/>
                 <w:szCs w:val="26"/>
               </w:rPr>
@@ -2164,7 +2184,7 @@
           <w:p>
             <w:pPr>
               <w:rPr>
-                <w:rFonts w:ascii="Times New Roman" w:hAnsi="Times New Roman" w:cs="Times New Roman"/>
+                <w:rFonts w:cs="Times New Roman"/>
                 <w:b/>
                 <w:bCs/>
                 <w:sz w:val="26"/>
@@ -2174,9 +2194,7 @@
             <w:r>
               <w:rPr>
                 <w:rStyle w:val="Strong"/>
-                <w:rFonts w:ascii="Times New Roman" w:hAnsi="Times New Roman" w:cs="Times New Roman"/>
-                <w:b w:val="0"/>
-                <w:bCs w:val="0"/>
+                <w:rFonts w:cs="Times New Roman"/>
                 <w:sz w:val="26"/>
                 <w:szCs w:val="26"/>
               </w:rPr>
@@ -2194,14 +2212,14 @@
           <w:p>
             <w:pPr>
               <w:rPr>
-                <w:rFonts w:ascii="Times New Roman" w:hAnsi="Times New Roman" w:cs="Times New Roman"/>
+                <w:rFonts w:cs="Times New Roman"/>
                 <w:sz w:val="26"/>
                 <w:szCs w:val="26"/>
               </w:rPr>
             </w:pPr>
             <w:r>
               <w:rPr>
-                <w:rFonts w:ascii="Times New Roman" w:hAnsi="Times New Roman" w:cs="Times New Roman"/>
+                <w:rFonts w:cs="Times New Roman"/>
                 <w:sz w:val="26"/>
                 <w:szCs w:val="26"/>
               </w:rPr>
@@ -2217,14 +2235,14 @@
           <w:p>
             <w:pPr>
               <w:rPr>
-                <w:rFonts w:ascii="Times New Roman" w:hAnsi="Times New Roman" w:cs="Times New Roman"/>
+                <w:rFonts w:cs="Times New Roman"/>
                 <w:sz w:val="26"/>
                 <w:szCs w:val="26"/>
               </w:rPr>
             </w:pPr>
             <w:r>
               <w:rPr>
-                <w:rFonts w:ascii="Times New Roman" w:hAnsi="Times New Roman" w:cs="Times New Roman"/>
+                <w:rFonts w:cs="Times New Roman"/>
                 <w:sz w:val="26"/>
                 <w:szCs w:val="26"/>
               </w:rPr>
@@ -2240,7 +2258,7 @@
           <w:p>
             <w:pPr>
               <w:rPr>
-                <w:rFonts w:ascii="Times New Roman" w:hAnsi="Times New Roman" w:cs="Times New Roman"/>
+                <w:rFonts w:cs="Times New Roman"/>
                 <w:b/>
                 <w:bCs/>
                 <w:sz w:val="26"/>
@@ -2250,9 +2268,7 @@
             <w:r>
               <w:rPr>
                 <w:rStyle w:val="Strong"/>
-                <w:rFonts w:ascii="Times New Roman" w:hAnsi="Times New Roman" w:cs="Times New Roman"/>
-                <w:b w:val="0"/>
-                <w:bCs w:val="0"/>
+                <w:rFonts w:cs="Times New Roman"/>
                 <w:sz w:val="26"/>
                 <w:szCs w:val="26"/>
               </w:rPr>
@@ -2270,14 +2286,14 @@
           <w:p>
             <w:pPr>
               <w:rPr>
-                <w:rFonts w:ascii="Times New Roman" w:hAnsi="Times New Roman" w:cs="Times New Roman"/>
+                <w:rFonts w:cs="Times New Roman"/>
                 <w:sz w:val="26"/>
                 <w:szCs w:val="26"/>
               </w:rPr>
             </w:pPr>
             <w:r>
               <w:rPr>
-                <w:rFonts w:ascii="Times New Roman" w:hAnsi="Times New Roman" w:cs="Times New Roman"/>
+                <w:rFonts w:cs="Times New Roman"/>
                 <w:sz w:val="26"/>
                 <w:szCs w:val="26"/>
               </w:rPr>
@@ -2294,14 +2310,14 @@
           <w:p>
             <w:pPr>
               <w:rPr>
-                <w:rFonts w:ascii="Times New Roman" w:hAnsi="Times New Roman" w:cs="Times New Roman"/>
+                <w:rFonts w:cs="Times New Roman"/>
                 <w:sz w:val="26"/>
                 <w:szCs w:val="26"/>
               </w:rPr>
             </w:pPr>
             <w:r>
               <w:rPr>
-                <w:rFonts w:ascii="Times New Roman" w:hAnsi="Times New Roman" w:cs="Times New Roman"/>
+                <w:rFonts w:cs="Times New Roman"/>
                 <w:sz w:val="26"/>
                 <w:szCs w:val="26"/>
               </w:rPr>
@@ -2317,7 +2333,7 @@
           <w:p>
             <w:pPr>
               <w:rPr>
-                <w:rFonts w:ascii="Times New Roman" w:hAnsi="Times New Roman" w:cs="Times New Roman"/>
+                <w:rFonts w:cs="Times New Roman"/>
                 <w:sz w:val="26"/>
                 <w:szCs w:val="26"/>
               </w:rPr>
@@ -2325,9 +2341,7 @@
             <w:r>
               <w:rPr>
                 <w:rStyle w:val="Strong"/>
-                <w:rFonts w:ascii="Times New Roman" w:hAnsi="Times New Roman" w:cs="Times New Roman"/>
-                <w:b w:val="0"/>
-                <w:bCs w:val="0"/>
+                <w:rFonts w:cs="Times New Roman"/>
                 <w:sz w:val="26"/>
                 <w:szCs w:val="26"/>
               </w:rPr>
@@ -2345,14 +2359,14 @@
           <w:p>
             <w:pPr>
               <w:rPr>
-                <w:rFonts w:ascii="Times New Roman" w:hAnsi="Times New Roman" w:cs="Times New Roman"/>
+                <w:rFonts w:cs="Times New Roman"/>
                 <w:sz w:val="26"/>
                 <w:szCs w:val="26"/>
               </w:rPr>
             </w:pPr>
             <w:r>
               <w:rPr>
-                <w:rFonts w:ascii="Times New Roman" w:hAnsi="Times New Roman" w:cs="Times New Roman"/>
+                <w:rFonts w:cs="Times New Roman"/>
                 <w:sz w:val="26"/>
                 <w:szCs w:val="26"/>
               </w:rPr>
@@ -2368,14 +2382,14 @@
           <w:p>
             <w:pPr>
               <w:rPr>
-                <w:rFonts w:ascii="Times New Roman" w:hAnsi="Times New Roman" w:cs="Times New Roman"/>
+                <w:rFonts w:cs="Times New Roman"/>
                 <w:sz w:val="26"/>
                 <w:szCs w:val="26"/>
               </w:rPr>
             </w:pPr>
             <w:r>
               <w:rPr>
-                <w:rFonts w:ascii="Times New Roman" w:hAnsi="Times New Roman" w:cs="Times New Roman"/>
+                <w:rFonts w:cs="Times New Roman"/>
                 <w:sz w:val="26"/>
                 <w:szCs w:val="26"/>
               </w:rPr>
@@ -2391,7 +2405,7 @@
           <w:p>
             <w:pPr>
               <w:rPr>
-                <w:rFonts w:ascii="Times New Roman" w:hAnsi="Times New Roman" w:cs="Times New Roman"/>
+                <w:rFonts w:cs="Times New Roman"/>
                 <w:b/>
                 <w:bCs/>
                 <w:sz w:val="26"/>
@@ -2401,9 +2415,7 @@
             <w:r>
               <w:rPr>
                 <w:rStyle w:val="Strong"/>
-                <w:rFonts w:ascii="Times New Roman" w:hAnsi="Times New Roman" w:cs="Times New Roman"/>
-                <w:b w:val="0"/>
-                <w:bCs w:val="0"/>
+                <w:rFonts w:cs="Times New Roman"/>
                 <w:sz w:val="26"/>
                 <w:szCs w:val="26"/>
               </w:rPr>
@@ -2420,14 +2432,14 @@
           <w:p>
             <w:pPr>
               <w:rPr>
-                <w:rFonts w:ascii="Times New Roman" w:hAnsi="Times New Roman" w:cs="Times New Roman"/>
+                <w:rFonts w:cs="Times New Roman"/>
                 <w:sz w:val="26"/>
                 <w:szCs w:val="26"/>
               </w:rPr>
             </w:pPr>
             <w:r>
               <w:rPr>
-                <w:rFonts w:ascii="Times New Roman" w:hAnsi="Times New Roman" w:cs="Times New Roman"/>
+                <w:rFonts w:cs="Times New Roman"/>
                 <w:sz w:val="26"/>
                 <w:szCs w:val="26"/>
               </w:rPr>
@@ -2442,14 +2454,14 @@
           <w:p>
             <w:pPr>
               <w:rPr>
-                <w:rFonts w:ascii="Times New Roman" w:hAnsi="Times New Roman" w:cs="Times New Roman"/>
+                <w:rFonts w:cs="Times New Roman"/>
                 <w:sz w:val="26"/>
                 <w:szCs w:val="26"/>
               </w:rPr>
             </w:pPr>
             <w:r>
               <w:rPr>
-                <w:rFonts w:ascii="Times New Roman" w:hAnsi="Times New Roman" w:cs="Times New Roman"/>
+                <w:rFonts w:cs="Times New Roman"/>
                 <w:sz w:val="26"/>
                 <w:szCs w:val="26"/>
               </w:rPr>
@@ -2464,14 +2476,14 @@
           <w:p>
             <w:pPr>
               <w:rPr>
-                <w:rFonts w:ascii="Times New Roman" w:hAnsi="Times New Roman" w:cs="Times New Roman"/>
+                <w:rFonts w:cs="Times New Roman"/>
                 <w:sz w:val="26"/>
                 <w:szCs w:val="26"/>
               </w:rPr>
             </w:pPr>
             <w:r>
               <w:rPr>
-                <w:rFonts w:ascii="Times New Roman" w:hAnsi="Times New Roman" w:cs="Times New Roman"/>
+                <w:rFonts w:cs="Times New Roman"/>
                 <w:sz w:val="26"/>
                 <w:szCs w:val="26"/>
               </w:rPr>
@@ -2484,6 +2496,22 @@
     <w:p>
       <w:pPr>
         <w:rPr>
+          <w:rFonts w:cs="Times New Roman"/>
+          <w:b/>
+          <w:bCs/>
+          <w:sz w:val="26"/>
+          <w:szCs w:val="26"/>
+        </w:rPr>
+      </w:pPr>
+    </w:p>
+    <w:p>
+      <w:pPr>
+        <w:pStyle w:val="ListParagraph"/>
+        <w:numPr>
+          <w:ilvl w:val="0"/>
+          <w:numId w:val="2"/>
+        </w:numPr>
+        <w:rPr>
           <w:rFonts w:ascii="Times New Roman" w:hAnsi="Times New Roman" w:cs="Times New Roman"/>
           <w:b/>
           <w:bCs/>
@@ -2491,14 +2519,7 @@
           <w:szCs w:val="26"/>
         </w:rPr>
       </w:pPr>
-    </w:p>
-    <w:p>
-      <w:pPr>
-        <w:pStyle w:val="ListParagraph"/>
-        <w:numPr>
-          <w:ilvl w:val="0"/>
-          <w:numId w:val="1"/>
-        </w:numPr>
+      <w:r>
         <w:rPr>
           <w:rFonts w:ascii="Times New Roman" w:hAnsi="Times New Roman" w:cs="Times New Roman"/>
           <w:b/>
@@ -2506,7 +2527,8 @@
           <w:sz w:val="26"/>
           <w:szCs w:val="26"/>
         </w:rPr>
-      </w:pPr>
+        <w:t>TH2:</w:t>
+      </w:r>
       <w:r>
         <w:rPr>
           <w:rFonts w:ascii="Times New Roman" w:hAnsi="Times New Roman" w:cs="Times New Roman"/>
@@ -2515,7 +2537,7 @@
           <w:sz w:val="26"/>
           <w:szCs w:val="26"/>
         </w:rPr>
-        <w:t>TH2:</w:t>
+        <w:t xml:space="preserve"> </w:t>
       </w:r>
       <w:r>
         <w:rPr>
@@ -2525,49 +2547,39 @@
           <w:sz w:val="26"/>
           <w:szCs w:val="26"/>
         </w:rPr>
-        <w:t xml:space="preserve"> </w:t>
-      </w:r>
-      <w:r>
-        <w:rPr>
-          <w:rFonts w:ascii="Times New Roman" w:hAnsi="Times New Roman" w:cs="Times New Roman"/>
+        <w:t>Mã độc: kiểm chứng chu trình phát hiện bằng EICAR</w:t>
+      </w:r>
+    </w:p>
+    <w:p>
+      <w:pPr>
+        <w:rPr>
+          <w:rFonts w:cs="Times New Roman"/>
+          <w:sz w:val="26"/>
+          <w:szCs w:val="26"/>
+        </w:rPr>
+      </w:pPr>
+      <w:r>
+        <w:rPr>
+          <w:rFonts w:cs="Times New Roman"/>
+          <w:sz w:val="26"/>
+          <w:szCs w:val="26"/>
+        </w:rPr>
+        <w:t>Xác minh Defender đang bảo vệ theo thời gian thực</w:t>
+      </w:r>
+    </w:p>
+    <w:p>
+      <w:pPr>
+        <w:rPr>
+          <w:rFonts w:cs="Times New Roman"/>
           <w:b/>
           <w:bCs/>
           <w:sz w:val="26"/>
           <w:szCs w:val="26"/>
         </w:rPr>
-        <w:t>Mã độc: kiểm chứng chu trình phát hiện bằng EICAR</w:t>
-      </w:r>
-    </w:p>
-    <w:p>
-      <w:pPr>
-        <w:rPr>
-          <w:rFonts w:ascii="Times New Roman" w:hAnsi="Times New Roman" w:cs="Times New Roman"/>
-          <w:sz w:val="26"/>
-          <w:szCs w:val="26"/>
-        </w:rPr>
-      </w:pPr>
-      <w:r>
-        <w:rPr>
-          <w:rFonts w:ascii="Times New Roman" w:hAnsi="Times New Roman" w:cs="Times New Roman"/>
-          <w:sz w:val="26"/>
-          <w:szCs w:val="26"/>
-        </w:rPr>
-        <w:t>Xác minh Defender đang bảo vệ theo thời gian thực</w:t>
-      </w:r>
-    </w:p>
-    <w:p>
-      <w:pPr>
-        <w:rPr>
-          <w:rFonts w:ascii="Times New Roman" w:hAnsi="Times New Roman" w:cs="Times New Roman"/>
-          <w:b/>
-          <w:bCs/>
-          <w:sz w:val="26"/>
-          <w:szCs w:val="26"/>
-        </w:rPr>
-      </w:pPr>
-      <w:r>
-        <w:rPr>
-          <w:rFonts w:ascii="Times New Roman" w:hAnsi="Times New Roman" w:cs="Times New Roman"/>
+      </w:pPr>
+      <w:r>
+        <w:rPr>
+          <w:rFonts w:cs="Times New Roman"/>
           <w:b/>
           <w:bCs/>
           <w:noProof/>
@@ -2575,7 +2587,7 @@
           <w:szCs w:val="26"/>
         </w:rPr>
         <w:drawing>
-          <wp:inline distT="0" distB="0" distL="0" distR="0" wp14:anchorId="54915334" wp14:editId="61B0DCA8">
+          <wp:inline distT="0" distB="0" distL="0" distR="0" wp14:anchorId="4667E03E" wp14:editId="1A128FAE">
             <wp:extent cx="6041383" cy="556693"/>
             <wp:effectExtent l="0" t="0" r="0" b="0"/>
             <wp:docPr id="854248164" name="Picture 14"/>
@@ -2620,14 +2632,14 @@
     <w:p>
       <w:pPr>
         <w:rPr>
-          <w:rFonts w:ascii="Times New Roman" w:hAnsi="Times New Roman" w:cs="Times New Roman"/>
-          <w:sz w:val="26"/>
-          <w:szCs w:val="26"/>
-        </w:rPr>
-      </w:pPr>
-      <w:r>
-        <w:rPr>
-          <w:rFonts w:ascii="Times New Roman" w:hAnsi="Times New Roman" w:cs="Times New Roman"/>
+          <w:rFonts w:cs="Times New Roman"/>
+          <w:sz w:val="26"/>
+          <w:szCs w:val="26"/>
+        </w:rPr>
+      </w:pPr>
+      <w:r>
+        <w:rPr>
+          <w:rFonts w:cs="Times New Roman"/>
           <w:sz w:val="26"/>
           <w:szCs w:val="26"/>
         </w:rPr>
@@ -2637,20 +2649,20 @@
     <w:p>
       <w:pPr>
         <w:rPr>
-          <w:rFonts w:ascii="Times New Roman" w:hAnsi="Times New Roman" w:cs="Times New Roman"/>
-          <w:sz w:val="26"/>
-          <w:szCs w:val="26"/>
-        </w:rPr>
-      </w:pPr>
-      <w:r>
-        <w:rPr>
-          <w:rFonts w:ascii="Times New Roman" w:hAnsi="Times New Roman" w:cs="Times New Roman"/>
+          <w:rFonts w:cs="Times New Roman"/>
+          <w:sz w:val="26"/>
+          <w:szCs w:val="26"/>
+        </w:rPr>
+      </w:pPr>
+      <w:r>
+        <w:rPr>
+          <w:rFonts w:cs="Times New Roman"/>
           <w:noProof/>
           <w:sz w:val="26"/>
           <w:szCs w:val="26"/>
         </w:rPr>
         <w:drawing>
-          <wp:inline distT="0" distB="0" distL="0" distR="0" wp14:anchorId="589BB72D" wp14:editId="479DD6CF">
+          <wp:inline distT="0" distB="0" distL="0" distR="0" wp14:anchorId="551EC1EE" wp14:editId="18029863">
             <wp:extent cx="6221052" cy="1770659"/>
             <wp:effectExtent l="0" t="0" r="8890" b="1270"/>
             <wp:docPr id="1364167819" name="Picture 16" descr="Windows 11 x64 - VMware Workstation"/>
@@ -2704,7 +2716,7 @@
     <w:p>
       <w:pPr>
         <w:rPr>
-          <w:rFonts w:ascii="Times New Roman" w:hAnsi="Times New Roman" w:cs="Times New Roman"/>
+          <w:rFonts w:cs="Times New Roman"/>
           <w:noProof/>
           <w:sz w:val="26"/>
           <w:szCs w:val="26"/>
@@ -2714,7 +2726,7 @@
     <w:p>
       <w:pPr>
         <w:rPr>
-          <w:rFonts w:ascii="Times New Roman" w:hAnsi="Times New Roman" w:cs="Times New Roman"/>
+          <w:rFonts w:cs="Times New Roman"/>
           <w:noProof/>
           <w:sz w:val="26"/>
           <w:szCs w:val="26"/>
@@ -2724,39 +2736,39 @@
     <w:p>
       <w:pPr>
         <w:rPr>
-          <w:rFonts w:ascii="Times New Roman" w:hAnsi="Times New Roman" w:cs="Times New Roman"/>
-          <w:sz w:val="26"/>
-          <w:szCs w:val="26"/>
-        </w:rPr>
-      </w:pPr>
-    </w:p>
-    <w:p>
-      <w:pPr>
-        <w:rPr>
-          <w:rFonts w:ascii="Times New Roman" w:hAnsi="Times New Roman" w:cs="Times New Roman"/>
-          <w:sz w:val="26"/>
-          <w:szCs w:val="26"/>
-        </w:rPr>
-      </w:pPr>
-    </w:p>
-    <w:p>
-      <w:pPr>
-        <w:rPr>
-          <w:rFonts w:ascii="Times New Roman" w:hAnsi="Times New Roman" w:cs="Times New Roman"/>
-          <w:sz w:val="26"/>
-          <w:szCs w:val="26"/>
-        </w:rPr>
-      </w:pPr>
-      <w:r>
-        <w:rPr>
-          <w:rFonts w:ascii="Times New Roman" w:hAnsi="Times New Roman" w:cs="Times New Roman"/>
+          <w:rFonts w:cs="Times New Roman"/>
+          <w:sz w:val="26"/>
+          <w:szCs w:val="26"/>
+        </w:rPr>
+      </w:pPr>
+    </w:p>
+    <w:p>
+      <w:pPr>
+        <w:rPr>
+          <w:rFonts w:cs="Times New Roman"/>
+          <w:sz w:val="26"/>
+          <w:szCs w:val="26"/>
+        </w:rPr>
+      </w:pPr>
+    </w:p>
+    <w:p>
+      <w:pPr>
+        <w:rPr>
+          <w:rFonts w:cs="Times New Roman"/>
+          <w:sz w:val="26"/>
+          <w:szCs w:val="26"/>
+        </w:rPr>
+      </w:pPr>
+      <w:r>
+        <w:rPr>
+          <w:rFonts w:cs="Times New Roman"/>
           <w:noProof/>
           <w:sz w:val="26"/>
           <w:szCs w:val="26"/>
         </w:rPr>
         <w:lastRenderedPageBreak/>
         <w:drawing>
-          <wp:inline distT="0" distB="0" distL="0" distR="0" wp14:anchorId="4AAE3D9A" wp14:editId="75DBBBBA">
+          <wp:inline distT="0" distB="0" distL="0" distR="0" wp14:anchorId="369CC809" wp14:editId="37B2D258">
             <wp:extent cx="5549827" cy="4515992"/>
             <wp:effectExtent l="0" t="0" r="0" b="0"/>
             <wp:docPr id="1710060185" name="Picture 17" descr="Windows 11 x64 - VMware Workstation"/>
@@ -2810,14 +2822,14 @@
     <w:p>
       <w:pPr>
         <w:rPr>
-          <w:rFonts w:ascii="Times New Roman" w:hAnsi="Times New Roman" w:cs="Times New Roman"/>
-          <w:sz w:val="26"/>
-          <w:szCs w:val="26"/>
-        </w:rPr>
-      </w:pPr>
-      <w:r>
-        <w:rPr>
-          <w:rFonts w:ascii="Times New Roman" w:hAnsi="Times New Roman" w:cs="Times New Roman"/>
+          <w:rFonts w:cs="Times New Roman"/>
+          <w:sz w:val="26"/>
+          <w:szCs w:val="26"/>
+        </w:rPr>
+      </w:pPr>
+      <w:r>
+        <w:rPr>
+          <w:rFonts w:cs="Times New Roman"/>
           <w:sz w:val="26"/>
           <w:szCs w:val="26"/>
         </w:rPr>
@@ -2825,7 +2837,7 @@
       </w:r>
       <w:r>
         <w:rPr>
-          <w:rFonts w:ascii="Times New Roman" w:hAnsi="Times New Roman" w:cs="Times New Roman"/>
+          <w:rFonts w:cs="Times New Roman"/>
           <w:sz w:val="26"/>
           <w:szCs w:val="26"/>
         </w:rPr>
@@ -2835,20 +2847,20 @@
     <w:p>
       <w:pPr>
         <w:rPr>
-          <w:rFonts w:ascii="Times New Roman" w:hAnsi="Times New Roman" w:cs="Times New Roman"/>
-          <w:sz w:val="26"/>
-          <w:szCs w:val="26"/>
-        </w:rPr>
-      </w:pPr>
-      <w:r>
-        <w:rPr>
-          <w:rFonts w:ascii="Times New Roman" w:hAnsi="Times New Roman" w:cs="Times New Roman"/>
+          <w:rFonts w:cs="Times New Roman"/>
+          <w:sz w:val="26"/>
+          <w:szCs w:val="26"/>
+        </w:rPr>
+      </w:pPr>
+      <w:r>
+        <w:rPr>
+          <w:rFonts w:cs="Times New Roman"/>
           <w:noProof/>
           <w:sz w:val="26"/>
           <w:szCs w:val="26"/>
         </w:rPr>
         <w:drawing>
-          <wp:inline distT="0" distB="0" distL="0" distR="0" wp14:anchorId="01A919D4" wp14:editId="432A01EF">
+          <wp:inline distT="0" distB="0" distL="0" distR="0" wp14:anchorId="623C41F9" wp14:editId="3CBBDCA7">
             <wp:extent cx="4638709" cy="1924064"/>
             <wp:effectExtent l="0" t="0" r="9525" b="0"/>
             <wp:docPr id="1078129780" name="Picture 18"/>
@@ -2895,7 +2907,7 @@
         <w:pStyle w:val="ListParagraph"/>
         <w:numPr>
           <w:ilvl w:val="0"/>
-          <w:numId w:val="1"/>
+          <w:numId w:val="2"/>
         </w:numPr>
         <w:rPr>
           <w:rFonts w:ascii="Times New Roman" w:hAnsi="Times New Roman" w:cs="Times New Roman"/>
@@ -2913,30 +2925,20 @@
           <w:sz w:val="26"/>
           <w:szCs w:val="26"/>
         </w:rPr>
-        <w:t xml:space="preserve">TH3: </w:t>
-      </w:r>
-      <w:r>
-        <w:rPr>
-          <w:rFonts w:ascii="Times New Roman" w:hAnsi="Times New Roman" w:cs="Times New Roman"/>
-          <w:b/>
-          <w:bCs/>
-          <w:sz w:val="26"/>
-          <w:szCs w:val="26"/>
-        </w:rPr>
-        <w:t>Tấn công mật khẩu và nguy cơ keylogging</w:t>
-      </w:r>
-    </w:p>
-    <w:p>
-      <w:pPr>
-        <w:rPr>
-          <w:rFonts w:ascii="Times New Roman" w:hAnsi="Times New Roman" w:cs="Times New Roman"/>
-          <w:sz w:val="26"/>
-          <w:szCs w:val="26"/>
-        </w:rPr>
-      </w:pPr>
-      <w:r>
-        <w:rPr>
-          <w:rFonts w:ascii="Times New Roman" w:hAnsi="Times New Roman" w:cs="Times New Roman"/>
+        <w:t>TH3: Tấn công mật khẩu và nguy cơ keylogging</w:t>
+      </w:r>
+    </w:p>
+    <w:p>
+      <w:pPr>
+        <w:rPr>
+          <w:rFonts w:cs="Times New Roman"/>
+          <w:sz w:val="26"/>
+          <w:szCs w:val="26"/>
+        </w:rPr>
+      </w:pPr>
+      <w:r>
+        <w:rPr>
+          <w:rFonts w:cs="Times New Roman"/>
           <w:sz w:val="26"/>
           <w:szCs w:val="26"/>
         </w:rPr>
@@ -2947,21 +2949,21 @@
       <w:pPr>
         <w:jc w:val="center"/>
         <w:rPr>
-          <w:rFonts w:ascii="Times New Roman" w:hAnsi="Times New Roman" w:cs="Times New Roman"/>
-          <w:sz w:val="26"/>
-          <w:szCs w:val="26"/>
-        </w:rPr>
-      </w:pPr>
-      <w:r>
-        <w:rPr>
-          <w:rFonts w:ascii="Times New Roman" w:hAnsi="Times New Roman" w:cs="Times New Roman"/>
+          <w:rFonts w:cs="Times New Roman"/>
+          <w:sz w:val="26"/>
+          <w:szCs w:val="26"/>
+        </w:rPr>
+      </w:pPr>
+      <w:r>
+        <w:rPr>
+          <w:rFonts w:cs="Times New Roman"/>
           <w:noProof/>
           <w:sz w:val="26"/>
           <w:szCs w:val="26"/>
         </w:rPr>
         <w:lastRenderedPageBreak/>
         <w:drawing>
-          <wp:inline distT="0" distB="0" distL="0" distR="0" wp14:anchorId="493A3CAA" wp14:editId="48C8864B">
+          <wp:inline distT="0" distB="0" distL="0" distR="0" wp14:anchorId="0E0CBB6D" wp14:editId="197F0663">
             <wp:extent cx="5742243" cy="992622"/>
             <wp:effectExtent l="0" t="0" r="0" b="0"/>
             <wp:docPr id="1957457682" name="Picture 20"/>
@@ -3006,14 +3008,14 @@
     <w:p>
       <w:pPr>
         <w:rPr>
-          <w:rFonts w:ascii="Times New Roman" w:hAnsi="Times New Roman" w:cs="Times New Roman"/>
-          <w:sz w:val="26"/>
-          <w:szCs w:val="26"/>
-        </w:rPr>
-      </w:pPr>
-      <w:r>
-        <w:rPr>
-          <w:rFonts w:ascii="Times New Roman" w:hAnsi="Times New Roman" w:cs="Times New Roman"/>
+          <w:rFonts w:cs="Times New Roman"/>
+          <w:sz w:val="26"/>
+          <w:szCs w:val="26"/>
+        </w:rPr>
+      </w:pPr>
+      <w:r>
+        <w:rPr>
+          <w:rFonts w:cs="Times New Roman"/>
           <w:sz w:val="26"/>
           <w:szCs w:val="26"/>
         </w:rPr>
@@ -3023,20 +3025,20 @@
     <w:p>
       <w:pPr>
         <w:rPr>
-          <w:rFonts w:ascii="Times New Roman" w:hAnsi="Times New Roman" w:cs="Times New Roman"/>
-          <w:sz w:val="26"/>
-          <w:szCs w:val="26"/>
-        </w:rPr>
-      </w:pPr>
-      <w:r>
-        <w:rPr>
-          <w:rFonts w:ascii="Times New Roman" w:hAnsi="Times New Roman" w:cs="Times New Roman"/>
+          <w:rFonts w:cs="Times New Roman"/>
+          <w:sz w:val="26"/>
+          <w:szCs w:val="26"/>
+        </w:rPr>
+      </w:pPr>
+      <w:r>
+        <w:rPr>
+          <w:rFonts w:cs="Times New Roman"/>
           <w:noProof/>
           <w:sz w:val="26"/>
           <w:szCs w:val="26"/>
         </w:rPr>
         <w:drawing>
-          <wp:inline distT="0" distB="0" distL="0" distR="0" wp14:anchorId="6E1AB78E" wp14:editId="4D2501EF">
+          <wp:inline distT="0" distB="0" distL="0" distR="0" wp14:anchorId="3924C9E0" wp14:editId="53615BE8">
             <wp:extent cx="5909244" cy="3385136"/>
             <wp:effectExtent l="0" t="0" r="0" b="6350"/>
             <wp:docPr id="2084998917" name="Picture 21"/>
@@ -3081,14 +3083,14 @@
     <w:p>
       <w:pPr>
         <w:rPr>
-          <w:rFonts w:ascii="Times New Roman" w:hAnsi="Times New Roman" w:cs="Times New Roman"/>
-          <w:sz w:val="26"/>
-          <w:szCs w:val="26"/>
-        </w:rPr>
-      </w:pPr>
-      <w:r>
-        <w:rPr>
-          <w:rFonts w:ascii="Times New Roman" w:hAnsi="Times New Roman" w:cs="Times New Roman"/>
+          <w:rFonts w:cs="Times New Roman"/>
+          <w:sz w:val="26"/>
+          <w:szCs w:val="26"/>
+        </w:rPr>
+      </w:pPr>
+      <w:r>
+        <w:rPr>
+          <w:rFonts w:cs="Times New Roman"/>
           <w:sz w:val="26"/>
           <w:szCs w:val="26"/>
         </w:rPr>
@@ -3098,20 +3100,20 @@
     <w:p>
       <w:pPr>
         <w:rPr>
-          <w:rFonts w:ascii="Times New Roman" w:hAnsi="Times New Roman" w:cs="Times New Roman"/>
-          <w:sz w:val="26"/>
-          <w:szCs w:val="26"/>
-        </w:rPr>
-      </w:pPr>
-      <w:r>
-        <w:rPr>
-          <w:rFonts w:ascii="Times New Roman" w:hAnsi="Times New Roman" w:cs="Times New Roman"/>
+          <w:rFonts w:cs="Times New Roman"/>
+          <w:sz w:val="26"/>
+          <w:szCs w:val="26"/>
+        </w:rPr>
+      </w:pPr>
+      <w:r>
+        <w:rPr>
+          <w:rFonts w:cs="Times New Roman"/>
           <w:noProof/>
           <w:sz w:val="26"/>
           <w:szCs w:val="26"/>
         </w:rPr>
         <w:drawing>
-          <wp:inline distT="0" distB="0" distL="0" distR="0" wp14:anchorId="0ABB2760" wp14:editId="1FF2C238">
+          <wp:inline distT="0" distB="0" distL="0" distR="0" wp14:anchorId="590FC2B3" wp14:editId="4CAD2AB0">
             <wp:extent cx="5777105" cy="1665318"/>
             <wp:effectExtent l="0" t="0" r="0" b="0"/>
             <wp:docPr id="295178870" name="Picture 22"/>
@@ -3156,14 +3158,14 @@
     <w:p>
       <w:pPr>
         <w:rPr>
-          <w:rFonts w:ascii="Times New Roman" w:hAnsi="Times New Roman" w:cs="Times New Roman"/>
-          <w:sz w:val="26"/>
-          <w:szCs w:val="26"/>
-        </w:rPr>
-      </w:pPr>
-      <w:r>
-        <w:rPr>
-          <w:rFonts w:ascii="Times New Roman" w:hAnsi="Times New Roman" w:cs="Times New Roman"/>
+          <w:rFonts w:cs="Times New Roman"/>
+          <w:sz w:val="26"/>
+          <w:szCs w:val="26"/>
+        </w:rPr>
+      </w:pPr>
+      <w:r>
+        <w:rPr>
+          <w:rFonts w:cs="Times New Roman"/>
           <w:sz w:val="26"/>
           <w:szCs w:val="26"/>
         </w:rPr>
@@ -3173,21 +3175,21 @@
     <w:p>
       <w:pPr>
         <w:rPr>
-          <w:rFonts w:ascii="Times New Roman" w:hAnsi="Times New Roman" w:cs="Times New Roman"/>
-          <w:sz w:val="26"/>
-          <w:szCs w:val="26"/>
-        </w:rPr>
-      </w:pPr>
-      <w:r>
-        <w:rPr>
-          <w:rFonts w:ascii="Times New Roman" w:hAnsi="Times New Roman" w:cs="Times New Roman"/>
+          <w:rFonts w:cs="Times New Roman"/>
+          <w:sz w:val="26"/>
+          <w:szCs w:val="26"/>
+        </w:rPr>
+      </w:pPr>
+      <w:r>
+        <w:rPr>
+          <w:rFonts w:cs="Times New Roman"/>
           <w:noProof/>
           <w:sz w:val="26"/>
           <w:szCs w:val="26"/>
         </w:rPr>
         <w:lastRenderedPageBreak/>
         <w:drawing>
-          <wp:inline distT="0" distB="0" distL="0" distR="0" wp14:anchorId="0FADB130" wp14:editId="3BC06495">
+          <wp:inline distT="0" distB="0" distL="0" distR="0" wp14:anchorId="2A4B7DBA" wp14:editId="2D230F9B">
             <wp:extent cx="5425776" cy="2658631"/>
             <wp:effectExtent l="0" t="0" r="3810" b="8890"/>
             <wp:docPr id="2090660045" name="Picture 24"/>
@@ -3232,14 +3234,14 @@
     <w:p>
       <w:pPr>
         <w:rPr>
-          <w:rFonts w:ascii="Times New Roman" w:hAnsi="Times New Roman" w:cs="Times New Roman"/>
-          <w:sz w:val="26"/>
-          <w:szCs w:val="26"/>
-        </w:rPr>
-      </w:pPr>
-      <w:r>
-        <w:rPr>
-          <w:rFonts w:ascii="Times New Roman" w:hAnsi="Times New Roman" w:cs="Times New Roman"/>
+          <w:rFonts w:cs="Times New Roman"/>
+          <w:sz w:val="26"/>
+          <w:szCs w:val="26"/>
+        </w:rPr>
+      </w:pPr>
+      <w:r>
+        <w:rPr>
+          <w:rFonts w:cs="Times New Roman"/>
           <w:sz w:val="26"/>
           <w:szCs w:val="26"/>
         </w:rPr>
@@ -3250,20 +3252,20 @@
       <w:pPr>
         <w:jc w:val="center"/>
         <w:rPr>
-          <w:rFonts w:ascii="Times New Roman" w:hAnsi="Times New Roman" w:cs="Times New Roman"/>
-          <w:sz w:val="26"/>
-          <w:szCs w:val="26"/>
-        </w:rPr>
-      </w:pPr>
-      <w:r>
-        <w:rPr>
-          <w:rFonts w:ascii="Times New Roman" w:hAnsi="Times New Roman" w:cs="Times New Roman"/>
+          <w:rFonts w:cs="Times New Roman"/>
+          <w:sz w:val="26"/>
+          <w:szCs w:val="26"/>
+        </w:rPr>
+      </w:pPr>
+      <w:r>
+        <w:rPr>
+          <w:rFonts w:cs="Times New Roman"/>
           <w:noProof/>
           <w:sz w:val="26"/>
           <w:szCs w:val="26"/>
         </w:rPr>
         <w:drawing>
-          <wp:inline distT="0" distB="0" distL="0" distR="0" wp14:anchorId="604EAE38" wp14:editId="3A0BD94D">
+          <wp:inline distT="0" distB="0" distL="0" distR="0" wp14:anchorId="351A6847" wp14:editId="511F43C2">
             <wp:extent cx="3862416" cy="2719407"/>
             <wp:effectExtent l="0" t="0" r="5080" b="5080"/>
             <wp:docPr id="106253046" name="Picture 25"/>
@@ -3309,20 +3311,21 @@
       <w:pPr>
         <w:jc w:val="center"/>
         <w:rPr>
-          <w:rFonts w:ascii="Times New Roman" w:hAnsi="Times New Roman" w:cs="Times New Roman"/>
-          <w:sz w:val="26"/>
-          <w:szCs w:val="26"/>
-        </w:rPr>
-      </w:pPr>
-      <w:r>
-        <w:rPr>
-          <w:rFonts w:ascii="Times New Roman" w:hAnsi="Times New Roman" w:cs="Times New Roman"/>
+          <w:rFonts w:cs="Times New Roman"/>
+          <w:sz w:val="26"/>
+          <w:szCs w:val="26"/>
+        </w:rPr>
+      </w:pPr>
+      <w:r>
+        <w:rPr>
+          <w:rFonts w:cs="Times New Roman"/>
           <w:noProof/>
           <w:sz w:val="26"/>
           <w:szCs w:val="26"/>
         </w:rPr>
+        <w:lastRenderedPageBreak/>
         <w:drawing>
-          <wp:inline distT="0" distB="0" distL="0" distR="0" wp14:anchorId="4FF4741C" wp14:editId="3589FFCE">
+          <wp:inline distT="0" distB="0" distL="0" distR="0" wp14:anchorId="37774CC2" wp14:editId="76C87BCD">
             <wp:extent cx="3862070" cy="2624467"/>
             <wp:effectExtent l="0" t="0" r="5080" b="4445"/>
             <wp:docPr id="645229860" name="Picture 26"/>
@@ -3367,38 +3370,37 @@
     <w:p>
       <w:pPr>
         <w:rPr>
-          <w:rFonts w:ascii="Times New Roman" w:hAnsi="Times New Roman" w:cs="Times New Roman"/>
-          <w:sz w:val="26"/>
-          <w:szCs w:val="26"/>
-        </w:rPr>
-      </w:pPr>
-      <w:r>
-        <w:rPr>
-          <w:rFonts w:ascii="Times New Roman" w:hAnsi="Times New Roman" w:cs="Times New Roman"/>
-          <w:sz w:val="26"/>
-          <w:szCs w:val="26"/>
-        </w:rPr>
-        <w:lastRenderedPageBreak/>
+          <w:rFonts w:cs="Times New Roman"/>
+          <w:sz w:val="26"/>
+          <w:szCs w:val="26"/>
+        </w:rPr>
+      </w:pPr>
+      <w:r>
+        <w:rPr>
+          <w:rFonts w:cs="Times New Roman"/>
+          <w:sz w:val="26"/>
+          <w:szCs w:val="26"/>
+        </w:rPr>
         <w:t>Đổi mật khẩu của lab3user và kiểm chứng</w:t>
       </w:r>
     </w:p>
     <w:p>
       <w:pPr>
         <w:rPr>
-          <w:rFonts w:ascii="Times New Roman" w:hAnsi="Times New Roman" w:cs="Times New Roman"/>
-          <w:sz w:val="26"/>
-          <w:szCs w:val="26"/>
-        </w:rPr>
-      </w:pPr>
-      <w:r>
-        <w:rPr>
-          <w:rFonts w:ascii="Times New Roman" w:hAnsi="Times New Roman" w:cs="Times New Roman"/>
+          <w:rFonts w:cs="Times New Roman"/>
+          <w:sz w:val="26"/>
+          <w:szCs w:val="26"/>
+        </w:rPr>
+      </w:pPr>
+      <w:r>
+        <w:rPr>
+          <w:rFonts w:cs="Times New Roman"/>
           <w:noProof/>
           <w:sz w:val="26"/>
           <w:szCs w:val="26"/>
         </w:rPr>
         <w:drawing>
-          <wp:inline distT="0" distB="0" distL="0" distR="0" wp14:anchorId="2AED41D1" wp14:editId="07DD7E47">
+          <wp:inline distT="0" distB="0" distL="0" distR="0" wp14:anchorId="044252B3" wp14:editId="7F6B4DCD">
             <wp:extent cx="5811812" cy="634266"/>
             <wp:effectExtent l="0" t="0" r="0" b="0"/>
             <wp:docPr id="256417312" name="Picture 27"/>
@@ -3443,14 +3445,14 @@
     <w:p>
       <w:pPr>
         <w:rPr>
-          <w:rFonts w:ascii="Times New Roman" w:hAnsi="Times New Roman" w:cs="Times New Roman"/>
-          <w:sz w:val="26"/>
-          <w:szCs w:val="26"/>
-        </w:rPr>
-      </w:pPr>
-      <w:r>
-        <w:rPr>
-          <w:rFonts w:ascii="Times New Roman" w:hAnsi="Times New Roman" w:cs="Times New Roman"/>
+          <w:rFonts w:cs="Times New Roman"/>
+          <w:sz w:val="26"/>
+          <w:szCs w:val="26"/>
+        </w:rPr>
+      </w:pPr>
+      <w:r>
+        <w:rPr>
+          <w:rFonts w:cs="Times New Roman"/>
           <w:sz w:val="26"/>
           <w:szCs w:val="26"/>
         </w:rPr>
@@ -3460,20 +3462,20 @@
     <w:p>
       <w:pPr>
         <w:rPr>
-          <w:rFonts w:ascii="Times New Roman" w:hAnsi="Times New Roman" w:cs="Times New Roman"/>
-          <w:sz w:val="26"/>
-          <w:szCs w:val="26"/>
-        </w:rPr>
-      </w:pPr>
-      <w:r>
-        <w:rPr>
-          <w:rFonts w:ascii="Times New Roman" w:hAnsi="Times New Roman" w:cs="Times New Roman"/>
+          <w:rFonts w:cs="Times New Roman"/>
+          <w:sz w:val="26"/>
+          <w:szCs w:val="26"/>
+        </w:rPr>
+      </w:pPr>
+      <w:r>
+        <w:rPr>
+          <w:rFonts w:cs="Times New Roman"/>
           <w:noProof/>
           <w:sz w:val="26"/>
           <w:szCs w:val="26"/>
         </w:rPr>
         <w:drawing>
-          <wp:inline distT="0" distB="0" distL="0" distR="0" wp14:anchorId="7146F0B7" wp14:editId="2D0B7262">
+          <wp:inline distT="0" distB="0" distL="0" distR="0" wp14:anchorId="5294BB31" wp14:editId="2EDE1B3F">
             <wp:extent cx="5752598" cy="866830"/>
             <wp:effectExtent l="0" t="0" r="635" b="9525"/>
             <wp:docPr id="1947766475" name="Picture 28"/>
@@ -3518,14 +3520,14 @@
     <w:p>
       <w:pPr>
         <w:rPr>
-          <w:rFonts w:ascii="Times New Roman" w:hAnsi="Times New Roman" w:cs="Times New Roman"/>
-          <w:sz w:val="26"/>
-          <w:szCs w:val="26"/>
-        </w:rPr>
-      </w:pPr>
-      <w:r>
-        <w:rPr>
-          <w:rFonts w:ascii="Times New Roman" w:hAnsi="Times New Roman" w:cs="Times New Roman"/>
+          <w:rFonts w:cs="Times New Roman"/>
+          <w:sz w:val="26"/>
+          <w:szCs w:val="26"/>
+        </w:rPr>
+      </w:pPr>
+      <w:r>
+        <w:rPr>
+          <w:rFonts w:cs="Times New Roman"/>
           <w:sz w:val="26"/>
           <w:szCs w:val="26"/>
         </w:rPr>
@@ -3536,20 +3538,21 @@
       <w:pPr>
         <w:jc w:val="center"/>
         <w:rPr>
-          <w:rFonts w:ascii="Times New Roman" w:hAnsi="Times New Roman" w:cs="Times New Roman"/>
-          <w:sz w:val="26"/>
-          <w:szCs w:val="26"/>
-        </w:rPr>
-      </w:pPr>
-      <w:r>
-        <w:rPr>
-          <w:rFonts w:ascii="Times New Roman" w:hAnsi="Times New Roman" w:cs="Times New Roman"/>
+          <w:rFonts w:cs="Times New Roman"/>
+          <w:sz w:val="26"/>
+          <w:szCs w:val="26"/>
+        </w:rPr>
+      </w:pPr>
+      <w:r>
+        <w:rPr>
+          <w:rFonts w:cs="Times New Roman"/>
           <w:noProof/>
           <w:sz w:val="26"/>
           <w:szCs w:val="26"/>
         </w:rPr>
+        <w:lastRenderedPageBreak/>
         <w:drawing>
-          <wp:inline distT="0" distB="0" distL="0" distR="0" wp14:anchorId="50384970" wp14:editId="5E1DDFA9">
+          <wp:inline distT="0" distB="0" distL="0" distR="0" wp14:anchorId="19C80E90" wp14:editId="2AE37983">
             <wp:extent cx="4610134" cy="2933721"/>
             <wp:effectExtent l="0" t="0" r="0" b="0"/>
             <wp:docPr id="1641970063" name="Picture 29"/>
@@ -3594,14 +3597,14 @@
     <w:p>
       <w:pPr>
         <w:rPr>
-          <w:rFonts w:ascii="Times New Roman" w:hAnsi="Times New Roman" w:cs="Times New Roman"/>
-          <w:sz w:val="26"/>
-          <w:szCs w:val="26"/>
-        </w:rPr>
-      </w:pPr>
-      <w:r>
-        <w:rPr>
-          <w:rFonts w:ascii="Times New Roman" w:hAnsi="Times New Roman" w:cs="Times New Roman"/>
+          <w:rFonts w:cs="Times New Roman"/>
+          <w:sz w:val="26"/>
+          <w:szCs w:val="26"/>
+        </w:rPr>
+      </w:pPr>
+      <w:r>
+        <w:rPr>
+          <w:rFonts w:cs="Times New Roman"/>
           <w:sz w:val="26"/>
           <w:szCs w:val="26"/>
         </w:rPr>
@@ -3612,20 +3615,20 @@
       <w:pPr>
         <w:jc w:val="center"/>
         <w:rPr>
-          <w:rFonts w:ascii="Times New Roman" w:hAnsi="Times New Roman" w:cs="Times New Roman"/>
-          <w:sz w:val="26"/>
-          <w:szCs w:val="26"/>
-        </w:rPr>
-      </w:pPr>
-      <w:r>
-        <w:rPr>
-          <w:rFonts w:ascii="Times New Roman" w:hAnsi="Times New Roman" w:cs="Times New Roman"/>
+          <w:rFonts w:cs="Times New Roman"/>
+          <w:sz w:val="26"/>
+          <w:szCs w:val="26"/>
+        </w:rPr>
+      </w:pPr>
+      <w:r>
+        <w:rPr>
+          <w:rFonts w:cs="Times New Roman"/>
           <w:noProof/>
           <w:sz w:val="26"/>
           <w:szCs w:val="26"/>
         </w:rPr>
         <w:drawing>
-          <wp:inline distT="0" distB="0" distL="0" distR="0" wp14:anchorId="03196B13" wp14:editId="44C485C7">
+          <wp:inline distT="0" distB="0" distL="0" distR="0" wp14:anchorId="73B97034" wp14:editId="2C125E06">
             <wp:extent cx="5063369" cy="2436638"/>
             <wp:effectExtent l="0" t="0" r="4445" b="1905"/>
             <wp:docPr id="680748095" name="Picture 30"/>
@@ -3672,7 +3675,7 @@
         <w:pStyle w:val="ListParagraph"/>
         <w:numPr>
           <w:ilvl w:val="0"/>
-          <w:numId w:val="1"/>
+          <w:numId w:val="2"/>
         </w:numPr>
         <w:rPr>
           <w:rFonts w:ascii="Times New Roman" w:hAnsi="Times New Roman" w:cs="Times New Roman"/>
@@ -3686,52 +3689,52 @@
           <w:sz w:val="26"/>
           <w:szCs w:val="26"/>
         </w:rPr>
+        <w:t xml:space="preserve">TH4: </w:t>
+      </w:r>
+      <w:r>
+        <w:rPr>
+          <w:rFonts w:ascii="Times New Roman" w:hAnsi="Times New Roman" w:cs="Times New Roman"/>
+          <w:sz w:val="26"/>
+          <w:szCs w:val="26"/>
+        </w:rPr>
+        <w:t>Backdoor: nhận diện persistence và dịch vụ lắng nghe không được phê duyệt</w:t>
+      </w:r>
+    </w:p>
+    <w:p>
+      <w:pPr>
+        <w:rPr>
+          <w:rFonts w:cs="Times New Roman"/>
+          <w:sz w:val="26"/>
+          <w:szCs w:val="26"/>
+        </w:rPr>
+      </w:pPr>
+      <w:r>
+        <w:rPr>
+          <w:rFonts w:cs="Times New Roman"/>
+          <w:sz w:val="26"/>
+          <w:szCs w:val="26"/>
+        </w:rPr>
+        <w:t>Cài Sysmon và tạo baseline Autoruns</w:t>
+      </w:r>
+    </w:p>
+    <w:p>
+      <w:pPr>
+        <w:rPr>
+          <w:rFonts w:cs="Times New Roman"/>
+          <w:sz w:val="26"/>
+          <w:szCs w:val="26"/>
+        </w:rPr>
+      </w:pPr>
+      <w:r>
+        <w:rPr>
+          <w:rFonts w:cs="Times New Roman"/>
+          <w:noProof/>
+          <w:sz w:val="26"/>
+          <w:szCs w:val="26"/>
+        </w:rPr>
         <w:lastRenderedPageBreak/>
-        <w:t xml:space="preserve">TH4: </w:t>
-      </w:r>
-      <w:r>
-        <w:rPr>
-          <w:rFonts w:ascii="Times New Roman" w:hAnsi="Times New Roman" w:cs="Times New Roman"/>
-          <w:sz w:val="26"/>
-          <w:szCs w:val="26"/>
-        </w:rPr>
-        <w:t>Backdoor: nhận diện persistence và dịch vụ lắng nghe không được phê duyệt</w:t>
-      </w:r>
-    </w:p>
-    <w:p>
-      <w:pPr>
-        <w:rPr>
-          <w:rFonts w:ascii="Times New Roman" w:hAnsi="Times New Roman" w:cs="Times New Roman"/>
-          <w:sz w:val="26"/>
-          <w:szCs w:val="26"/>
-        </w:rPr>
-      </w:pPr>
-      <w:r>
-        <w:rPr>
-          <w:rFonts w:ascii="Times New Roman" w:hAnsi="Times New Roman" w:cs="Times New Roman"/>
-          <w:sz w:val="26"/>
-          <w:szCs w:val="26"/>
-        </w:rPr>
-        <w:t>Cài Sysmon và tạo baseline Autoruns</w:t>
-      </w:r>
-    </w:p>
-    <w:p>
-      <w:pPr>
-        <w:rPr>
-          <w:rFonts w:ascii="Times New Roman" w:hAnsi="Times New Roman" w:cs="Times New Roman"/>
-          <w:sz w:val="26"/>
-          <w:szCs w:val="26"/>
-        </w:rPr>
-      </w:pPr>
-      <w:r>
-        <w:rPr>
-          <w:rFonts w:ascii="Times New Roman" w:hAnsi="Times New Roman" w:cs="Times New Roman"/>
-          <w:noProof/>
-          <w:sz w:val="26"/>
-          <w:szCs w:val="26"/>
-        </w:rPr>
         <w:drawing>
-          <wp:inline distT="0" distB="0" distL="0" distR="0" wp14:anchorId="0AAA23C3" wp14:editId="16410679">
+          <wp:inline distT="0" distB="0" distL="0" distR="0" wp14:anchorId="57ADCBA5" wp14:editId="416A4D03">
             <wp:extent cx="5598614" cy="1797086"/>
             <wp:effectExtent l="0" t="0" r="2540" b="0"/>
             <wp:docPr id="1338903126" name="Picture 31"/>
@@ -3776,20 +3779,20 @@
     <w:p>
       <w:pPr>
         <w:rPr>
-          <w:rFonts w:ascii="Times New Roman" w:hAnsi="Times New Roman" w:cs="Times New Roman"/>
-          <w:sz w:val="26"/>
-          <w:szCs w:val="26"/>
-        </w:rPr>
-      </w:pPr>
-      <w:r>
-        <w:rPr>
-          <w:rFonts w:ascii="Times New Roman" w:hAnsi="Times New Roman" w:cs="Times New Roman"/>
+          <w:rFonts w:cs="Times New Roman"/>
+          <w:sz w:val="26"/>
+          <w:szCs w:val="26"/>
+        </w:rPr>
+      </w:pPr>
+      <w:r>
+        <w:rPr>
+          <w:rFonts w:cs="Times New Roman"/>
           <w:noProof/>
           <w:sz w:val="26"/>
           <w:szCs w:val="26"/>
         </w:rPr>
         <w:drawing>
-          <wp:inline distT="0" distB="0" distL="0" distR="0" wp14:anchorId="60D85725" wp14:editId="39047983">
+          <wp:inline distT="0" distB="0" distL="0" distR="0" wp14:anchorId="26193E4A" wp14:editId="31775A53">
             <wp:extent cx="5470543" cy="2631099"/>
             <wp:effectExtent l="0" t="0" r="0" b="0"/>
             <wp:docPr id="189476224" name="Picture 32"/>
@@ -3834,14 +3837,14 @@
     <w:p>
       <w:pPr>
         <w:rPr>
-          <w:rFonts w:ascii="Times New Roman" w:hAnsi="Times New Roman" w:cs="Times New Roman"/>
-          <w:sz w:val="26"/>
-          <w:szCs w:val="26"/>
-        </w:rPr>
-      </w:pPr>
-      <w:r>
-        <w:rPr>
-          <w:rFonts w:ascii="Times New Roman" w:hAnsi="Times New Roman" w:cs="Times New Roman"/>
+          <w:rFonts w:cs="Times New Roman"/>
+          <w:sz w:val="26"/>
+          <w:szCs w:val="26"/>
+        </w:rPr>
+      </w:pPr>
+      <w:r>
+        <w:rPr>
+          <w:rFonts w:cs="Times New Roman"/>
           <w:sz w:val="26"/>
           <w:szCs w:val="26"/>
         </w:rPr>
@@ -3851,14 +3854,14 @@
     <w:p>
       <w:pPr>
         <w:rPr>
-          <w:rFonts w:ascii="Times New Roman" w:hAnsi="Times New Roman" w:cs="Times New Roman"/>
-          <w:sz w:val="26"/>
-          <w:szCs w:val="26"/>
-        </w:rPr>
-      </w:pPr>
-      <w:r>
-        <w:rPr>
-          <w:rFonts w:ascii="Times New Roman" w:hAnsi="Times New Roman" w:cs="Times New Roman"/>
+          <w:rFonts w:cs="Times New Roman"/>
+          <w:sz w:val="26"/>
+          <w:szCs w:val="26"/>
+        </w:rPr>
+      </w:pPr>
+      <w:r>
+        <w:rPr>
+          <w:rFonts w:cs="Times New Roman"/>
           <w:sz w:val="26"/>
           <w:szCs w:val="26"/>
         </w:rPr>
@@ -3866,7 +3869,7 @@
       </w:r>
       <w:r>
         <w:rPr>
-          <w:rFonts w:ascii="Times New Roman" w:hAnsi="Times New Roman" w:cs="Times New Roman"/>
+          <w:rFonts w:cs="Times New Roman"/>
           <w:sz w:val="26"/>
           <w:szCs w:val="26"/>
         </w:rPr>
@@ -3874,7 +3877,7 @@
       </w:r>
       <w:r>
         <w:rPr>
-          <w:rFonts w:ascii="Times New Roman" w:hAnsi="Times New Roman" w:cs="Times New Roman"/>
+          <w:rFonts w:cs="Times New Roman"/>
           <w:sz w:val="26"/>
           <w:szCs w:val="26"/>
         </w:rPr>
@@ -3882,7 +3885,7 @@
       </w:r>
       <w:r>
         <w:rPr>
-          <w:rFonts w:ascii="Times New Roman" w:hAnsi="Times New Roman" w:cs="Times New Roman"/>
+          <w:rFonts w:cs="Times New Roman"/>
           <w:sz w:val="26"/>
           <w:szCs w:val="26"/>
         </w:rPr>
@@ -3890,7 +3893,7 @@
       </w:r>
       <w:r>
         <w:rPr>
-          <w:rFonts w:ascii="Times New Roman" w:hAnsi="Times New Roman" w:cs="Times New Roman"/>
+          <w:rFonts w:cs="Times New Roman"/>
           <w:sz w:val="26"/>
           <w:szCs w:val="26"/>
         </w:rPr>
@@ -3898,7 +3901,7 @@
       </w:r>
       <w:r>
         <w:rPr>
-          <w:rFonts w:ascii="Times New Roman" w:hAnsi="Times New Roman" w:cs="Times New Roman"/>
+          <w:rFonts w:cs="Times New Roman"/>
           <w:sz w:val="26"/>
           <w:szCs w:val="26"/>
         </w:rPr>
@@ -3906,7 +3909,7 @@
       </w:r>
       <w:r>
         <w:rPr>
-          <w:rFonts w:ascii="Times New Roman" w:hAnsi="Times New Roman" w:cs="Times New Roman"/>
+          <w:rFonts w:cs="Times New Roman"/>
           <w:sz w:val="26"/>
           <w:szCs w:val="26"/>
         </w:rPr>
@@ -3914,7 +3917,7 @@
       </w:r>
       <w:r>
         <w:rPr>
-          <w:rFonts w:ascii="Times New Roman" w:hAnsi="Times New Roman" w:cs="Times New Roman"/>
+          <w:rFonts w:cs="Times New Roman"/>
           <w:sz w:val="26"/>
           <w:szCs w:val="26"/>
         </w:rPr>
@@ -3922,7 +3925,7 @@
       </w:r>
       <w:r>
         <w:rPr>
-          <w:rFonts w:ascii="Times New Roman" w:hAnsi="Times New Roman" w:cs="Times New Roman"/>
+          <w:rFonts w:cs="Times New Roman"/>
           <w:sz w:val="26"/>
           <w:szCs w:val="26"/>
         </w:rPr>
@@ -3930,7 +3933,7 @@
       </w:r>
       <w:r>
         <w:rPr>
-          <w:rFonts w:ascii="Times New Roman" w:hAnsi="Times New Roman" w:cs="Times New Roman"/>
+          <w:rFonts w:cs="Times New Roman"/>
           <w:sz w:val="26"/>
           <w:szCs w:val="26"/>
         </w:rPr>
@@ -3938,7 +3941,7 @@
       </w:r>
       <w:r>
         <w:rPr>
-          <w:rFonts w:ascii="Times New Roman" w:hAnsi="Times New Roman" w:cs="Times New Roman"/>
+          <w:rFonts w:cs="Times New Roman"/>
           <w:sz w:val="26"/>
           <w:szCs w:val="26"/>
         </w:rPr>
@@ -3946,7 +3949,7 @@
       </w:r>
       <w:r>
         <w:rPr>
-          <w:rFonts w:ascii="Times New Roman" w:hAnsi="Times New Roman" w:cs="Times New Roman"/>
+          <w:rFonts w:cs="Times New Roman"/>
           <w:sz w:val="26"/>
           <w:szCs w:val="26"/>
         </w:rPr>
@@ -3954,7 +3957,7 @@
       </w:r>
       <w:r>
         <w:rPr>
-          <w:rFonts w:ascii="Times New Roman" w:hAnsi="Times New Roman" w:cs="Times New Roman"/>
+          <w:rFonts w:cs="Times New Roman"/>
           <w:sz w:val="26"/>
           <w:szCs w:val="26"/>
         </w:rPr>
@@ -3965,20 +3968,20 @@
       <w:pPr>
         <w:jc w:val="center"/>
         <w:rPr>
-          <w:rFonts w:ascii="Times New Roman" w:hAnsi="Times New Roman" w:cs="Times New Roman"/>
-          <w:sz w:val="26"/>
-          <w:szCs w:val="26"/>
-        </w:rPr>
-      </w:pPr>
-      <w:r>
-        <w:rPr>
-          <w:rFonts w:ascii="Times New Roman" w:hAnsi="Times New Roman" w:cs="Times New Roman"/>
+          <w:rFonts w:cs="Times New Roman"/>
+          <w:sz w:val="26"/>
+          <w:szCs w:val="26"/>
+        </w:rPr>
+      </w:pPr>
+      <w:r>
+        <w:rPr>
+          <w:rFonts w:cs="Times New Roman"/>
           <w:noProof/>
           <w:sz w:val="26"/>
           <w:szCs w:val="26"/>
         </w:rPr>
         <w:drawing>
-          <wp:inline distT="0" distB="0" distL="0" distR="0" wp14:anchorId="504D849B" wp14:editId="1525EF1A">
+          <wp:inline distT="0" distB="0" distL="0" distR="0" wp14:anchorId="4AD0F9E5" wp14:editId="4E0F9491">
             <wp:extent cx="2919434" cy="2019315"/>
             <wp:effectExtent l="0" t="0" r="0" b="0"/>
             <wp:docPr id="78493147" name="Picture 34"/>
@@ -4023,22 +4026,23 @@
     <w:p>
       <w:pPr>
         <w:rPr>
-          <w:rFonts w:ascii="Times New Roman" w:hAnsi="Times New Roman" w:cs="Times New Roman"/>
-          <w:sz w:val="26"/>
-          <w:szCs w:val="26"/>
-        </w:rPr>
-      </w:pPr>
-      <w:r>
-        <w:rPr>
-          <w:rFonts w:ascii="Times New Roman" w:hAnsi="Times New Roman" w:cs="Times New Roman"/>
-          <w:sz w:val="26"/>
-          <w:szCs w:val="26"/>
-        </w:rPr>
+          <w:rFonts w:cs="Times New Roman"/>
+          <w:sz w:val="26"/>
+          <w:szCs w:val="26"/>
+        </w:rPr>
+      </w:pPr>
+      <w:r>
+        <w:rPr>
+          <w:rFonts w:cs="Times New Roman"/>
+          <w:sz w:val="26"/>
+          <w:szCs w:val="26"/>
+        </w:rPr>
+        <w:lastRenderedPageBreak/>
         <w:t>T</w:t>
       </w:r>
       <w:r>
         <w:rPr>
-          <w:rFonts w:ascii="Times New Roman" w:hAnsi="Times New Roman" w:cs="Times New Roman"/>
+          <w:rFonts w:cs="Times New Roman"/>
           <w:sz w:val="26"/>
           <w:szCs w:val="26"/>
         </w:rPr>
@@ -4048,29 +4052,29 @@
     <w:p>
       <w:pPr>
         <w:rPr>
-          <w:rFonts w:ascii="Times New Roman" w:hAnsi="Times New Roman" w:cs="Times New Roman"/>
-          <w:sz w:val="26"/>
-          <w:szCs w:val="26"/>
-        </w:rPr>
-      </w:pPr>
-    </w:p>
-    <w:p>
-      <w:pPr>
-        <w:rPr>
-          <w:rFonts w:ascii="Times New Roman" w:hAnsi="Times New Roman" w:cs="Times New Roman"/>
-          <w:sz w:val="26"/>
-          <w:szCs w:val="26"/>
-        </w:rPr>
-      </w:pPr>
-      <w:r>
-        <w:rPr>
-          <w:rFonts w:ascii="Times New Roman" w:hAnsi="Times New Roman" w:cs="Times New Roman"/>
+          <w:rFonts w:cs="Times New Roman"/>
+          <w:sz w:val="26"/>
+          <w:szCs w:val="26"/>
+        </w:rPr>
+      </w:pPr>
+    </w:p>
+    <w:p>
+      <w:pPr>
+        <w:rPr>
+          <w:rFonts w:cs="Times New Roman"/>
+          <w:sz w:val="26"/>
+          <w:szCs w:val="26"/>
+        </w:rPr>
+      </w:pPr>
+      <w:r>
+        <w:rPr>
+          <w:rFonts w:cs="Times New Roman"/>
           <w:noProof/>
           <w:sz w:val="26"/>
           <w:szCs w:val="26"/>
         </w:rPr>
         <w:drawing>
-          <wp:inline distT="0" distB="0" distL="0" distR="0" wp14:anchorId="7D256950" wp14:editId="6C999926">
+          <wp:inline distT="0" distB="0" distL="0" distR="0" wp14:anchorId="46C3585D" wp14:editId="4F21D1E2">
             <wp:extent cx="4795873" cy="2909909"/>
             <wp:effectExtent l="0" t="0" r="5080" b="5080"/>
             <wp:docPr id="932881518" name="Picture 36"/>
@@ -4115,15 +4119,35 @@
     <w:p>
       <w:pPr>
         <w:rPr>
-          <w:rFonts w:ascii="Times New Roman" w:hAnsi="Times New Roman" w:cs="Times New Roman"/>
-          <w:sz w:val="26"/>
-          <w:szCs w:val="26"/>
+          <w:rFonts w:cs="Times New Roman"/>
+          <w:sz w:val="26"/>
+          <w:szCs w:val="26"/>
+        </w:rPr>
+      </w:pPr>
+    </w:p>
+    <w:p>
+      <w:pPr>
+        <w:rPr>
+          <w:rFonts w:cs="Times New Roman"/>
+          <w:sz w:val="26"/>
+          <w:szCs w:val="26"/>
+          <w:lang w:val="vi-VN"/>
+        </w:rPr>
+      </w:pPr>
+    </w:p>
+    <w:p>
+      <w:pPr>
+        <w:rPr>
+          <w:rFonts w:cs="Times New Roman"/>
+          <w:sz w:val="26"/>
+          <w:szCs w:val="26"/>
+          <w:lang w:val="vi-VN"/>
         </w:rPr>
       </w:pPr>
     </w:p>
     <w:sectPr>
       <w:pgSz w:w="12240" w:h="15840"/>
-      <w:pgMar w:top="1134" w:right="1134" w:bottom="1134" w:left="1701" w:header="720" w:footer="720" w:gutter="0"/>
+      <w:pgMar w:top="1440" w:right="1440" w:bottom="1440" w:left="1440" w:header="720" w:footer="720" w:gutter="0"/>
       <w:cols w:space="720"/>
       <w:docGrid w:linePitch="360"/>
     </w:sectPr>
@@ -4132,12 +4156,13 @@
 </file>
 
 <file path=word/numbering.xml><?xml version="1.0" encoding="utf-8"?>
-<w:numbering xmlns:wpc="http://schemas.microsoft.com/office/word/2010/wordprocessingCanvas" xmlns:cx="http://schemas.microsoft.com/office/drawing/2014/chartex" xmlns:cx1="http://schemas.microsoft.com/office/drawing/2015/9/8/chartex" xmlns:cx2="http://schemas.microsoft.com/office/drawing/2015/10/21/chartex" xmlns:cx3="http://schemas.microsoft.com/office/drawing/2016/5/9/chartex" xmlns:cx4="http://schemas.microsoft.com/office/drawing/2016/5/10/chartex" xmlns:cx5="http://schemas.microsoft.com/office/drawing/2016/5/11/chartex" xmlns:cx6="http://schemas.microsoft.com/office/drawing/2016/5/12/chartex" xmlns:cx7="http://schemas.microsoft.com/office/drawing/2016/5/13/chartex" xmlns:cx8="http://schemas.microsoft.com/office/drawing/2016/5/14/chartex" xmlns:mc="http://schemas.openxmlformats.org/markup-compatibility/2006" xmlns:aink="http://schemas.microsoft.com/office/drawing/2016/ink" xmlns:am3d="http://schemas.microsoft.com/office/drawing/2017/model3d" xmlns:o="urn:schemas-microsoft-com:office:office" xmlns:oel="http://schemas.microsoft.com/office/2019/extlst" xmlns:r="http://schemas.openxmlformats.org/officeDocument/2006/relationships" xmlns:m="http://schemas.openxmlformats.org/officeDocument/2006/math" xmlns:v="urn:schemas-microsoft-com:vml" xmlns:wp14="http://schemas.microsoft.com/office/word/2010/wordprocessingDrawing" xmlns:wp="http://schemas.openxmlformats.org/drawingml/2006/wordprocessingDrawing" xmlns:w10="urn:schemas-microsoft-com:office:word" xmlns:w="http://schemas.openxmlformats.org/wordprocessingml/2006/main" xmlns:w14="http://schemas.microsoft.com/office/word/2010/wordml" xmlns:w15="http://schemas.microsoft.com/office/word/2012/wordml" xmlns:w16cex="http://schemas.microsoft.com/office/word/2018/wordml/cex" xmlns:w16cid="http://schemas.microsoft.com/office/word/2016/wordml/cid" xmlns:w16="http://schemas.microsoft.com/office/word/2018/wordml" xmlns:w16du="http://schemas.microsoft.com/office/word/2023/wordml/word16du" xmlns:w16sdtdh="http://schemas.microsoft.com/office/word/2020/wordml/sdtdatahash" xmlns:w16sdtfl="http://schemas.microsoft.com/office/word/2024/wordml/sdtformatlock" xmlns:w16se="http://schemas.microsoft.com/office/word/2015/wordml/symex" xmlns:wpg="http://schemas.microsoft.com/office/word/2010/wordprocessingGroup" xmlns:wpi="http://schemas.microsoft.com/office/word/2010/wordprocessingInk" xmlns:wne="http://schemas.microsoft.com/office/word/2006/wordml" xmlns:wps="http://schemas.microsoft.com/office/word/2010/wordprocessingShape" mc:Ignorable="w14 w15 w16se w16cid w16 w16cex w16sdtdh w16sdtfl w16du wp14">
+<w:numbering xmlns:wpc="http://schemas.microsoft.com/office/word/2010/wordprocessingCanvas" xmlns:cx="http://schemas.microsoft.com/office/drawing/2014/chartex" xmlns:cx1="http://schemas.microsoft.com/office/drawing/2015/9/8/chartex" xmlns:cx2="http://schemas.microsoft.com/office/drawing/2015/10/21/chartex" xmlns:cx3="http://schemas.microsoft.com/office/drawing/2016/5/9/chartex" xmlns:cx4="http://schemas.microsoft.com/office/drawing/2016/5/10/chartex" xmlns:cx5="http://schemas.microsoft.com/office/drawing/2016/5/11/chartex" xmlns:cx6="http://schemas.microsoft.com/office/drawing/2016/5/12/chartex" xmlns:cx7="http://schemas.microsoft.com/office/drawing/2016/5/13/chartex" xmlns:cx8="http://schemas.microsoft.com/office/drawing/2016/5/14/chartex" xmlns:mc="http://schemas.openxmlformats.org/markup-compatibility/2006" xmlns:aink="http://schemas.microsoft.com/office/drawing/2016/ink" xmlns:am3d="http://schemas.microsoft.com/office/drawing/2017/model3d" xmlns:o="urn:schemas-microsoft-com:office:office" xmlns:r="http://schemas.openxmlformats.org/officeDocument/2006/relationships" xmlns:m="http://schemas.openxmlformats.org/officeDocument/2006/math" xmlns:v="urn:schemas-microsoft-com:vml" xmlns:wp14="http://schemas.microsoft.com/office/word/2010/wordprocessingDrawing" xmlns:wp="http://schemas.openxmlformats.org/drawingml/2006/wordprocessingDrawing" xmlns:w10="urn:schemas-microsoft-com:office:word" xmlns:w="http://schemas.openxmlformats.org/wordprocessingml/2006/main" xmlns:w14="http://schemas.microsoft.com/office/word/2010/wordml" xmlns:w15="http://schemas.microsoft.com/office/word/2012/wordml" xmlns:w16cex="http://schemas.microsoft.com/office/word/2018/wordml/cex" xmlns:w16cid="http://schemas.microsoft.com/office/word/2016/wordml/cid" xmlns:w16="http://schemas.microsoft.com/office/word/2018/wordml" xmlns:w16sdtdh="http://schemas.microsoft.com/office/word/2020/wordml/sdtdatahash" xmlns:w16se="http://schemas.microsoft.com/office/word/2015/wordml/symex" xmlns:wpg="http://schemas.microsoft.com/office/word/2010/wordprocessingGroup" xmlns:wpi="http://schemas.microsoft.com/office/word/2010/wordprocessingInk" xmlns:wne="http://schemas.microsoft.com/office/word/2006/wordml" xmlns:wps="http://schemas.microsoft.com/office/word/2010/wordprocessingShape" mc:Ignorable="w14 w15 w16se w16cid w16 w16cex w16sdtdh wp14">
   <w:abstractNum w:abstractNumId="0" w15:restartNumberingAfterBreak="0">
-    <w:nsid w:val="3D47002E"/>
+    <w:nsid w:val="03DC3B9F"/>
     <w:multiLevelType w:val="hybridMultilevel"/>
-    <w:tmpl w:val="9BCA454E"/>
-    <w:lvl w:ilvl="0" w:tplc="2A0C946C">
+    <w:tmpl w:val="601684E0"/>
+    <w:lvl w:ilvl="0" w:tplc="DC5E9414">
+      <w:start w:val="977"/>
       <w:numFmt w:val="bullet"/>
       <w:lvlText w:val="-"/>
       <w:lvlJc w:val="left"/>
@@ -4245,30 +4270,139 @@
       </w:rPr>
     </w:lvl>
   </w:abstractNum>
-  <w:num w:numId="1" w16cid:durableId="1257716089">
+  <w:abstractNum w:abstractNumId="1" w15:restartNumberingAfterBreak="0">
+    <w:nsid w:val="3D47002E"/>
+    <w:multiLevelType w:val="hybridMultilevel"/>
+    <w:tmpl w:val="9BCA454E"/>
+    <w:lvl w:ilvl="0" w:tplc="2A0C946C">
+      <w:numFmt w:val="bullet"/>
+      <w:lvlText w:val="-"/>
+      <w:lvlJc w:val="left"/>
+      <w:pPr>
+        <w:ind w:left="720" w:hanging="360"/>
+      </w:pPr>
+      <w:rPr>
+        <w:rFonts w:ascii="Times New Roman" w:eastAsiaTheme="minorHAnsi" w:hAnsi="Times New Roman" w:cs="Times New Roman" w:hint="default"/>
+      </w:rPr>
+    </w:lvl>
+    <w:lvl w:ilvl="1" w:tplc="04090003" w:tentative="1">
+      <w:start w:val="1"/>
+      <w:numFmt w:val="bullet"/>
+      <w:lvlText w:val="o"/>
+      <w:lvlJc w:val="left"/>
+      <w:pPr>
+        <w:ind w:left="1440" w:hanging="360"/>
+      </w:pPr>
+      <w:rPr>
+        <w:rFonts w:ascii="Courier New" w:hAnsi="Courier New" w:cs="Courier New" w:hint="default"/>
+      </w:rPr>
+    </w:lvl>
+    <w:lvl w:ilvl="2" w:tplc="04090005" w:tentative="1">
+      <w:start w:val="1"/>
+      <w:numFmt w:val="bullet"/>
+      <w:lvlText w:val=""/>
+      <w:lvlJc w:val="left"/>
+      <w:pPr>
+        <w:ind w:left="2160" w:hanging="360"/>
+      </w:pPr>
+      <w:rPr>
+        <w:rFonts w:ascii="Wingdings" w:hAnsi="Wingdings" w:hint="default"/>
+      </w:rPr>
+    </w:lvl>
+    <w:lvl w:ilvl="3" w:tplc="04090001" w:tentative="1">
+      <w:start w:val="1"/>
+      <w:numFmt w:val="bullet"/>
+      <w:lvlText w:val=""/>
+      <w:lvlJc w:val="left"/>
+      <w:pPr>
+        <w:ind w:left="2880" w:hanging="360"/>
+      </w:pPr>
+      <w:rPr>
+        <w:rFonts w:ascii="Symbol" w:hAnsi="Symbol" w:hint="default"/>
+      </w:rPr>
+    </w:lvl>
+    <w:lvl w:ilvl="4" w:tplc="04090003" w:tentative="1">
+      <w:start w:val="1"/>
+      <w:numFmt w:val="bullet"/>
+      <w:lvlText w:val="o"/>
+      <w:lvlJc w:val="left"/>
+      <w:pPr>
+        <w:ind w:left="3600" w:hanging="360"/>
+      </w:pPr>
+      <w:rPr>
+        <w:rFonts w:ascii="Courier New" w:hAnsi="Courier New" w:cs="Courier New" w:hint="default"/>
+      </w:rPr>
+    </w:lvl>
+    <w:lvl w:ilvl="5" w:tplc="04090005" w:tentative="1">
+      <w:start w:val="1"/>
+      <w:numFmt w:val="bullet"/>
+      <w:lvlText w:val=""/>
+      <w:lvlJc w:val="left"/>
+      <w:pPr>
+        <w:ind w:left="4320" w:hanging="360"/>
+      </w:pPr>
+      <w:rPr>
+        <w:rFonts w:ascii="Wingdings" w:hAnsi="Wingdings" w:hint="default"/>
+      </w:rPr>
+    </w:lvl>
+    <w:lvl w:ilvl="6" w:tplc="04090001" w:tentative="1">
+      <w:start w:val="1"/>
+      <w:numFmt w:val="bullet"/>
+      <w:lvlText w:val=""/>
+      <w:lvlJc w:val="left"/>
+      <w:pPr>
+        <w:ind w:left="5040" w:hanging="360"/>
+      </w:pPr>
+      <w:rPr>
+        <w:rFonts w:ascii="Symbol" w:hAnsi="Symbol" w:hint="default"/>
+      </w:rPr>
+    </w:lvl>
+    <w:lvl w:ilvl="7" w:tplc="04090003" w:tentative="1">
+      <w:start w:val="1"/>
+      <w:numFmt w:val="bullet"/>
+      <w:lvlText w:val="o"/>
+      <w:lvlJc w:val="left"/>
+      <w:pPr>
+        <w:ind w:left="5760" w:hanging="360"/>
+      </w:pPr>
+      <w:rPr>
+        <w:rFonts w:ascii="Courier New" w:hAnsi="Courier New" w:cs="Courier New" w:hint="default"/>
+      </w:rPr>
+    </w:lvl>
+    <w:lvl w:ilvl="8" w:tplc="04090005" w:tentative="1">
+      <w:start w:val="1"/>
+      <w:numFmt w:val="bullet"/>
+      <w:lvlText w:val=""/>
+      <w:lvlJc w:val="left"/>
+      <w:pPr>
+        <w:ind w:left="6480" w:hanging="360"/>
+      </w:pPr>
+      <w:rPr>
+        <w:rFonts w:ascii="Wingdings" w:hAnsi="Wingdings" w:hint="default"/>
+      </w:rPr>
+    </w:lvl>
+  </w:abstractNum>
+  <w:num w:numId="1" w16cid:durableId="1731732613">
     <w:abstractNumId w:val="0"/>
+  </w:num>
+  <w:num w:numId="2" w16cid:durableId="932783954">
+    <w:abstractNumId w:val="1"/>
   </w:num>
 </w:numbering>
 </file>
 
 <file path=word/styles.xml><?xml version="1.0" encoding="utf-8"?>
-<w:styles xmlns:mc="http://schemas.openxmlformats.org/markup-compatibility/2006" xmlns:r="http://schemas.openxmlformats.org/officeDocument/2006/relationships" xmlns:w="http://schemas.openxmlformats.org/wordprocessingml/2006/main" xmlns:w14="http://schemas.microsoft.com/office/word/2010/wordml" xmlns:w15="http://schemas.microsoft.com/office/word/2012/wordml" xmlns:w16cex="http://schemas.microsoft.com/office/word/2018/wordml/cex" xmlns:w16cid="http://schemas.microsoft.com/office/word/2016/wordml/cid" xmlns:w16="http://schemas.microsoft.com/office/word/2018/wordml" xmlns:w16du="http://schemas.microsoft.com/office/word/2023/wordml/word16du" xmlns:w16sdtdh="http://schemas.microsoft.com/office/word/2020/wordml/sdtdatahash" xmlns:w16sdtfl="http://schemas.microsoft.com/office/word/2024/wordml/sdtformatlock" xmlns:w16se="http://schemas.microsoft.com/office/word/2015/wordml/symex" mc:Ignorable="w14 w15 w16se w16cid w16 w16cex w16sdtdh w16sdtfl w16du">
+<w:styles xmlns:mc="http://schemas.openxmlformats.org/markup-compatibility/2006" xmlns:r="http://schemas.openxmlformats.org/officeDocument/2006/relationships" xmlns:w="http://schemas.openxmlformats.org/wordprocessingml/2006/main" xmlns:w14="http://schemas.microsoft.com/office/word/2010/wordml" xmlns:w15="http://schemas.microsoft.com/office/word/2012/wordml" xmlns:w16cex="http://schemas.microsoft.com/office/word/2018/wordml/cex" xmlns:w16cid="http://schemas.microsoft.com/office/word/2016/wordml/cid" xmlns:w16="http://schemas.microsoft.com/office/word/2018/wordml" xmlns:w16sdtdh="http://schemas.microsoft.com/office/word/2020/wordml/sdtdatahash" xmlns:w16se="http://schemas.microsoft.com/office/word/2015/wordml/symex" mc:Ignorable="w14 w15 w16se w16cid w16 w16cex w16sdtdh">
   <w:docDefaults>
     <w:rPrDefault>
       <w:rPr>
         <w:rFonts w:asciiTheme="minorHAnsi" w:eastAsiaTheme="minorHAnsi" w:hAnsiTheme="minorHAnsi" w:cstheme="minorBidi"/>
-        <w:kern w:val="2"/>
         <w:sz w:val="24"/>
         <w:szCs w:val="24"/>
         <w:lang w:val="en-US" w:eastAsia="en-US" w:bidi="ar-SA"/>
-        <w14:ligatures w14:val="standardContextual"/>
       </w:rPr>
     </w:rPrDefault>
-    <w:pPrDefault>
-      <w:pPr>
-        <w:spacing w:after="160" w:line="278" w:lineRule="auto"/>
-      </w:pPr>
-    </w:pPrDefault>
+    <w:pPrDefault/>
   </w:docDefaults>
   <w:latentStyles w:defLockedState="0" w:defUIPriority="99" w:defSemiHidden="0" w:defUnhideWhenUsed="0" w:defQFormat="0" w:count="376">
     <w:lsdException w:name="Normal" w:uiPriority="0" w:qFormat="1"/>
@@ -4651,209 +4785,43 @@
   <w:style w:type="paragraph" w:default="1" w:styleId="Normal">
     <w:name w:val="Normal"/>
     <w:qFormat/>
+    <w:rsid w:val="00844664"/>
+    <w:pPr>
+      <w:spacing w:after="200" w:line="360" w:lineRule="auto"/>
+      <w:jc w:val="both"/>
+    </w:pPr>
+    <w:rPr>
+      <w:rFonts w:ascii="Times New Roman" w:hAnsi="Times New Roman"/>
+      <w:sz w:val="22"/>
+      <w:szCs w:val="22"/>
+    </w:rPr>
   </w:style>
   <w:style w:type="paragraph" w:styleId="Heading1">
     <w:name w:val="heading 1"/>
     <w:basedOn w:val="Normal"/>
     <w:next w:val="Normal"/>
     <w:link w:val="Heading1Char"/>
+    <w:autoRedefine/>
     <w:uiPriority w:val="9"/>
     <w:qFormat/>
-    <w:rsid w:val="00BC7556"/>
+    <w:rsid w:val="00E251FB"/>
     <w:pPr>
       <w:keepNext/>
       <w:keepLines/>
-      <w:spacing w:before="360" w:after="80"/>
+      <w:spacing w:before="240" w:after="0"/>
       <w:outlineLvl w:val="0"/>
     </w:pPr>
     <w:rPr>
-      <w:rFonts w:asciiTheme="majorHAnsi" w:eastAsiaTheme="majorEastAsia" w:hAnsiTheme="majorHAnsi" w:cstheme="majorBidi"/>
-      <w:color w:val="2F5496" w:themeColor="accent1" w:themeShade="BF"/>
-      <w:sz w:val="40"/>
-      <w:szCs w:val="40"/>
-    </w:rPr>
-  </w:style>
-  <w:style w:type="paragraph" w:styleId="Heading2">
-    <w:name w:val="heading 2"/>
-    <w:basedOn w:val="Normal"/>
-    <w:next w:val="Normal"/>
-    <w:link w:val="Heading2Char"/>
-    <w:uiPriority w:val="9"/>
-    <w:semiHidden/>
-    <w:unhideWhenUsed/>
-    <w:qFormat/>
-    <w:rsid w:val="00BC7556"/>
-    <w:pPr>
-      <w:keepNext/>
-      <w:keepLines/>
-      <w:spacing w:before="160" w:after="80"/>
-      <w:outlineLvl w:val="1"/>
-    </w:pPr>
-    <w:rPr>
-      <w:rFonts w:asciiTheme="majorHAnsi" w:eastAsiaTheme="majorEastAsia" w:hAnsiTheme="majorHAnsi" w:cstheme="majorBidi"/>
-      <w:color w:val="2F5496" w:themeColor="accent1" w:themeShade="BF"/>
-      <w:sz w:val="32"/>
+      <w:rFonts w:eastAsiaTheme="majorEastAsia" w:cstheme="majorBidi"/>
+      <w:sz w:val="28"/>
       <w:szCs w:val="32"/>
-    </w:rPr>
-  </w:style>
-  <w:style w:type="paragraph" w:styleId="Heading3">
-    <w:name w:val="heading 3"/>
-    <w:basedOn w:val="Normal"/>
-    <w:next w:val="Normal"/>
-    <w:link w:val="Heading3Char"/>
-    <w:uiPriority w:val="9"/>
-    <w:semiHidden/>
-    <w:unhideWhenUsed/>
-    <w:qFormat/>
-    <w:rsid w:val="00BC7556"/>
-    <w:pPr>
-      <w:keepNext/>
-      <w:keepLines/>
-      <w:spacing w:before="160" w:after="80"/>
-      <w:outlineLvl w:val="2"/>
-    </w:pPr>
-    <w:rPr>
-      <w:rFonts w:eastAsiaTheme="majorEastAsia" w:cstheme="majorBidi"/>
-      <w:color w:val="2F5496" w:themeColor="accent1" w:themeShade="BF"/>
-      <w:sz w:val="28"/>
-      <w:szCs w:val="28"/>
-    </w:rPr>
-  </w:style>
-  <w:style w:type="paragraph" w:styleId="Heading4">
-    <w:name w:val="heading 4"/>
-    <w:basedOn w:val="Normal"/>
-    <w:next w:val="Normal"/>
-    <w:link w:val="Heading4Char"/>
-    <w:uiPriority w:val="9"/>
-    <w:semiHidden/>
-    <w:unhideWhenUsed/>
-    <w:qFormat/>
-    <w:rsid w:val="00BC7556"/>
-    <w:pPr>
-      <w:keepNext/>
-      <w:keepLines/>
-      <w:spacing w:before="80" w:after="40"/>
-      <w:outlineLvl w:val="3"/>
-    </w:pPr>
-    <w:rPr>
-      <w:rFonts w:eastAsiaTheme="majorEastAsia" w:cstheme="majorBidi"/>
-      <w:i/>
-      <w:iCs/>
-      <w:color w:val="2F5496" w:themeColor="accent1" w:themeShade="BF"/>
-    </w:rPr>
-  </w:style>
-  <w:style w:type="paragraph" w:styleId="Heading5">
-    <w:name w:val="heading 5"/>
-    <w:basedOn w:val="Normal"/>
-    <w:next w:val="Normal"/>
-    <w:link w:val="Heading5Char"/>
-    <w:uiPriority w:val="9"/>
-    <w:semiHidden/>
-    <w:unhideWhenUsed/>
-    <w:qFormat/>
-    <w:rsid w:val="00BC7556"/>
-    <w:pPr>
-      <w:keepNext/>
-      <w:keepLines/>
-      <w:spacing w:before="80" w:after="40"/>
-      <w:outlineLvl w:val="4"/>
-    </w:pPr>
-    <w:rPr>
-      <w:rFonts w:eastAsiaTheme="majorEastAsia" w:cstheme="majorBidi"/>
-      <w:color w:val="2F5496" w:themeColor="accent1" w:themeShade="BF"/>
-    </w:rPr>
-  </w:style>
-  <w:style w:type="paragraph" w:styleId="Heading6">
-    <w:name w:val="heading 6"/>
-    <w:basedOn w:val="Normal"/>
-    <w:next w:val="Normal"/>
-    <w:link w:val="Heading6Char"/>
-    <w:uiPriority w:val="9"/>
-    <w:semiHidden/>
-    <w:unhideWhenUsed/>
-    <w:qFormat/>
-    <w:rsid w:val="00BC7556"/>
-    <w:pPr>
-      <w:keepNext/>
-      <w:keepLines/>
-      <w:spacing w:before="40" w:after="0"/>
-      <w:outlineLvl w:val="5"/>
-    </w:pPr>
-    <w:rPr>
-      <w:rFonts w:eastAsiaTheme="majorEastAsia" w:cstheme="majorBidi"/>
-      <w:i/>
-      <w:iCs/>
-      <w:color w:val="595959" w:themeColor="text1" w:themeTint="A6"/>
-    </w:rPr>
-  </w:style>
-  <w:style w:type="paragraph" w:styleId="Heading7">
-    <w:name w:val="heading 7"/>
-    <w:basedOn w:val="Normal"/>
-    <w:next w:val="Normal"/>
-    <w:link w:val="Heading7Char"/>
-    <w:uiPriority w:val="9"/>
-    <w:semiHidden/>
-    <w:unhideWhenUsed/>
-    <w:qFormat/>
-    <w:rsid w:val="00BC7556"/>
-    <w:pPr>
-      <w:keepNext/>
-      <w:keepLines/>
-      <w:spacing w:before="40" w:after="0"/>
-      <w:outlineLvl w:val="6"/>
-    </w:pPr>
-    <w:rPr>
-      <w:rFonts w:eastAsiaTheme="majorEastAsia" w:cstheme="majorBidi"/>
-      <w:color w:val="595959" w:themeColor="text1" w:themeTint="A6"/>
-    </w:rPr>
-  </w:style>
-  <w:style w:type="paragraph" w:styleId="Heading8">
-    <w:name w:val="heading 8"/>
-    <w:basedOn w:val="Normal"/>
-    <w:next w:val="Normal"/>
-    <w:link w:val="Heading8Char"/>
-    <w:uiPriority w:val="9"/>
-    <w:semiHidden/>
-    <w:unhideWhenUsed/>
-    <w:qFormat/>
-    <w:rsid w:val="00BC7556"/>
-    <w:pPr>
-      <w:keepNext/>
-      <w:keepLines/>
-      <w:spacing w:after="0"/>
-      <w:outlineLvl w:val="7"/>
-    </w:pPr>
-    <w:rPr>
-      <w:rFonts w:eastAsiaTheme="majorEastAsia" w:cstheme="majorBidi"/>
-      <w:i/>
-      <w:iCs/>
-      <w:color w:val="272727" w:themeColor="text1" w:themeTint="D8"/>
-    </w:rPr>
-  </w:style>
-  <w:style w:type="paragraph" w:styleId="Heading9">
-    <w:name w:val="heading 9"/>
-    <w:basedOn w:val="Normal"/>
-    <w:next w:val="Normal"/>
-    <w:link w:val="Heading9Char"/>
-    <w:uiPriority w:val="9"/>
-    <w:semiHidden/>
-    <w:unhideWhenUsed/>
-    <w:qFormat/>
-    <w:rsid w:val="00BC7556"/>
-    <w:pPr>
-      <w:keepNext/>
-      <w:keepLines/>
-      <w:spacing w:after="0"/>
-      <w:outlineLvl w:val="8"/>
-    </w:pPr>
-    <w:rPr>
-      <w:rFonts w:eastAsiaTheme="majorEastAsia" w:cstheme="majorBidi"/>
-      <w:color w:val="272727" w:themeColor="text1" w:themeTint="D8"/>
+      <w:lang w:val="vi-VN"/>
     </w:rPr>
   </w:style>
   <w:style w:type="character" w:default="1" w:styleId="DefaultParagraphFont">
     <w:name w:val="Default Paragraph Font"/>
     <w:uiPriority w:val="1"/>
+    <w:semiHidden/>
     <w:unhideWhenUsed/>
   </w:style>
   <w:style w:type="table" w:default="1" w:styleId="TableNormal">
@@ -4882,217 +4850,15 @@
     <w:basedOn w:val="DefaultParagraphFont"/>
     <w:link w:val="Heading1"/>
     <w:uiPriority w:val="9"/>
-    <w:rsid w:val="00BC7556"/>
+    <w:rsid w:val="00E251FB"/>
     <w:rPr>
-      <w:rFonts w:asciiTheme="majorHAnsi" w:eastAsiaTheme="majorEastAsia" w:hAnsiTheme="majorHAnsi" w:cstheme="majorBidi"/>
-      <w:color w:val="2F5496" w:themeColor="accent1" w:themeShade="BF"/>
-      <w:sz w:val="40"/>
-      <w:szCs w:val="40"/>
-    </w:rPr>
-  </w:style>
-  <w:style w:type="character" w:customStyle="1" w:styleId="Heading2Char">
-    <w:name w:val="Heading 2 Char"/>
-    <w:basedOn w:val="DefaultParagraphFont"/>
-    <w:link w:val="Heading2"/>
-    <w:uiPriority w:val="9"/>
-    <w:semiHidden/>
-    <w:rsid w:val="00BC7556"/>
-    <w:rPr>
-      <w:rFonts w:asciiTheme="majorHAnsi" w:eastAsiaTheme="majorEastAsia" w:hAnsiTheme="majorHAnsi" w:cstheme="majorBidi"/>
-      <w:color w:val="2F5496" w:themeColor="accent1" w:themeShade="BF"/>
-      <w:sz w:val="32"/>
+      <w:rFonts w:ascii="Times New Roman" w:eastAsiaTheme="majorEastAsia" w:hAnsi="Times New Roman" w:cstheme="majorBidi"/>
+      <w:color w:val="000000" w:themeColor="text1"/>
+      <w:kern w:val="2"/>
+      <w:sz w:val="28"/>
       <w:szCs w:val="32"/>
-    </w:rPr>
-  </w:style>
-  <w:style w:type="character" w:customStyle="1" w:styleId="Heading3Char">
-    <w:name w:val="Heading 3 Char"/>
-    <w:basedOn w:val="DefaultParagraphFont"/>
-    <w:link w:val="Heading3"/>
-    <w:uiPriority w:val="9"/>
-    <w:semiHidden/>
-    <w:rsid w:val="00BC7556"/>
-    <w:rPr>
-      <w:rFonts w:eastAsiaTheme="majorEastAsia" w:cstheme="majorBidi"/>
-      <w:color w:val="2F5496" w:themeColor="accent1" w:themeShade="BF"/>
-      <w:sz w:val="28"/>
-      <w:szCs w:val="28"/>
-    </w:rPr>
-  </w:style>
-  <w:style w:type="character" w:customStyle="1" w:styleId="Heading4Char">
-    <w:name w:val="Heading 4 Char"/>
-    <w:basedOn w:val="DefaultParagraphFont"/>
-    <w:link w:val="Heading4"/>
-    <w:uiPriority w:val="9"/>
-    <w:semiHidden/>
-    <w:rsid w:val="00BC7556"/>
-    <w:rPr>
-      <w:rFonts w:eastAsiaTheme="majorEastAsia" w:cstheme="majorBidi"/>
-      <w:i/>
-      <w:iCs/>
-      <w:color w:val="2F5496" w:themeColor="accent1" w:themeShade="BF"/>
-    </w:rPr>
-  </w:style>
-  <w:style w:type="character" w:customStyle="1" w:styleId="Heading5Char">
-    <w:name w:val="Heading 5 Char"/>
-    <w:basedOn w:val="DefaultParagraphFont"/>
-    <w:link w:val="Heading5"/>
-    <w:uiPriority w:val="9"/>
-    <w:semiHidden/>
-    <w:rsid w:val="00BC7556"/>
-    <w:rPr>
-      <w:rFonts w:eastAsiaTheme="majorEastAsia" w:cstheme="majorBidi"/>
-      <w:color w:val="2F5496" w:themeColor="accent1" w:themeShade="BF"/>
-    </w:rPr>
-  </w:style>
-  <w:style w:type="character" w:customStyle="1" w:styleId="Heading6Char">
-    <w:name w:val="Heading 6 Char"/>
-    <w:basedOn w:val="DefaultParagraphFont"/>
-    <w:link w:val="Heading6"/>
-    <w:uiPriority w:val="9"/>
-    <w:semiHidden/>
-    <w:rsid w:val="00BC7556"/>
-    <w:rPr>
-      <w:rFonts w:eastAsiaTheme="majorEastAsia" w:cstheme="majorBidi"/>
-      <w:i/>
-      <w:iCs/>
-      <w:color w:val="595959" w:themeColor="text1" w:themeTint="A6"/>
-    </w:rPr>
-  </w:style>
-  <w:style w:type="character" w:customStyle="1" w:styleId="Heading7Char">
-    <w:name w:val="Heading 7 Char"/>
-    <w:basedOn w:val="DefaultParagraphFont"/>
-    <w:link w:val="Heading7"/>
-    <w:uiPriority w:val="9"/>
-    <w:semiHidden/>
-    <w:rsid w:val="00BC7556"/>
-    <w:rPr>
-      <w:rFonts w:eastAsiaTheme="majorEastAsia" w:cstheme="majorBidi"/>
-      <w:color w:val="595959" w:themeColor="text1" w:themeTint="A6"/>
-    </w:rPr>
-  </w:style>
-  <w:style w:type="character" w:customStyle="1" w:styleId="Heading8Char">
-    <w:name w:val="Heading 8 Char"/>
-    <w:basedOn w:val="DefaultParagraphFont"/>
-    <w:link w:val="Heading8"/>
-    <w:uiPriority w:val="9"/>
-    <w:semiHidden/>
-    <w:rsid w:val="00BC7556"/>
-    <w:rPr>
-      <w:rFonts w:eastAsiaTheme="majorEastAsia" w:cstheme="majorBidi"/>
-      <w:i/>
-      <w:iCs/>
-      <w:color w:val="272727" w:themeColor="text1" w:themeTint="D8"/>
-    </w:rPr>
-  </w:style>
-  <w:style w:type="character" w:customStyle="1" w:styleId="Heading9Char">
-    <w:name w:val="Heading 9 Char"/>
-    <w:basedOn w:val="DefaultParagraphFont"/>
-    <w:link w:val="Heading9"/>
-    <w:uiPriority w:val="9"/>
-    <w:semiHidden/>
-    <w:rsid w:val="00BC7556"/>
-    <w:rPr>
-      <w:rFonts w:eastAsiaTheme="majorEastAsia" w:cstheme="majorBidi"/>
-      <w:color w:val="272727" w:themeColor="text1" w:themeTint="D8"/>
-    </w:rPr>
-  </w:style>
-  <w:style w:type="paragraph" w:styleId="Title">
-    <w:name w:val="Title"/>
-    <w:basedOn w:val="Normal"/>
-    <w:next w:val="Normal"/>
-    <w:link w:val="TitleChar"/>
-    <w:uiPriority w:val="10"/>
-    <w:qFormat/>
-    <w:rsid w:val="00BC7556"/>
-    <w:pPr>
-      <w:spacing w:after="80" w:line="240" w:lineRule="auto"/>
-      <w:contextualSpacing/>
-    </w:pPr>
-    <w:rPr>
-      <w:rFonts w:asciiTheme="majorHAnsi" w:eastAsiaTheme="majorEastAsia" w:hAnsiTheme="majorHAnsi" w:cstheme="majorBidi"/>
-      <w:spacing w:val="-10"/>
-      <w:kern w:val="28"/>
-      <w:sz w:val="56"/>
-      <w:szCs w:val="56"/>
-    </w:rPr>
-  </w:style>
-  <w:style w:type="character" w:customStyle="1" w:styleId="TitleChar">
-    <w:name w:val="Title Char"/>
-    <w:basedOn w:val="DefaultParagraphFont"/>
-    <w:link w:val="Title"/>
-    <w:uiPriority w:val="10"/>
-    <w:rsid w:val="00BC7556"/>
-    <w:rPr>
-      <w:rFonts w:asciiTheme="majorHAnsi" w:eastAsiaTheme="majorEastAsia" w:hAnsiTheme="majorHAnsi" w:cstheme="majorBidi"/>
-      <w:spacing w:val="-10"/>
-      <w:kern w:val="28"/>
-      <w:sz w:val="56"/>
-      <w:szCs w:val="56"/>
-    </w:rPr>
-  </w:style>
-  <w:style w:type="paragraph" w:styleId="Subtitle">
-    <w:name w:val="Subtitle"/>
-    <w:basedOn w:val="Normal"/>
-    <w:next w:val="Normal"/>
-    <w:link w:val="SubtitleChar"/>
-    <w:uiPriority w:val="11"/>
-    <w:qFormat/>
-    <w:rsid w:val="00BC7556"/>
-    <w:pPr>
-      <w:numPr>
-        <w:ilvl w:val="1"/>
-      </w:numPr>
-    </w:pPr>
-    <w:rPr>
-      <w:rFonts w:eastAsiaTheme="majorEastAsia" w:cstheme="majorBidi"/>
-      <w:color w:val="595959" w:themeColor="text1" w:themeTint="A6"/>
-      <w:spacing w:val="15"/>
-      <w:sz w:val="28"/>
-      <w:szCs w:val="28"/>
-    </w:rPr>
-  </w:style>
-  <w:style w:type="character" w:customStyle="1" w:styleId="SubtitleChar">
-    <w:name w:val="Subtitle Char"/>
-    <w:basedOn w:val="DefaultParagraphFont"/>
-    <w:link w:val="Subtitle"/>
-    <w:uiPriority w:val="11"/>
-    <w:rsid w:val="00BC7556"/>
-    <w:rPr>
-      <w:rFonts w:eastAsiaTheme="majorEastAsia" w:cstheme="majorBidi"/>
-      <w:color w:val="595959" w:themeColor="text1" w:themeTint="A6"/>
-      <w:spacing w:val="15"/>
-      <w:sz w:val="28"/>
-      <w:szCs w:val="28"/>
-    </w:rPr>
-  </w:style>
-  <w:style w:type="paragraph" w:styleId="Quote">
-    <w:name w:val="Quote"/>
-    <w:basedOn w:val="Normal"/>
-    <w:next w:val="Normal"/>
-    <w:link w:val="QuoteChar"/>
-    <w:uiPriority w:val="29"/>
-    <w:qFormat/>
-    <w:rsid w:val="00BC7556"/>
-    <w:pPr>
-      <w:spacing w:before="160"/>
-      <w:jc w:val="center"/>
-    </w:pPr>
-    <w:rPr>
-      <w:i/>
-      <w:iCs/>
-      <w:color w:val="404040" w:themeColor="text1" w:themeTint="BF"/>
-    </w:rPr>
-  </w:style>
-  <w:style w:type="character" w:customStyle="1" w:styleId="QuoteChar">
-    <w:name w:val="Quote Char"/>
-    <w:basedOn w:val="DefaultParagraphFont"/>
-    <w:link w:val="Quote"/>
-    <w:uiPriority w:val="29"/>
-    <w:rsid w:val="00BC7556"/>
-    <w:rPr>
-      <w:i/>
-      <w:iCs/>
-      <w:color w:val="404040" w:themeColor="text1" w:themeTint="BF"/>
+      <w:lang w:val="vi-VN"/>
+      <w14:ligatures w14:val="standardContextual"/>
     </w:rPr>
   </w:style>
   <w:style w:type="paragraph" w:styleId="ListParagraph">
@@ -5100,81 +4866,30 @@
     <w:basedOn w:val="Normal"/>
     <w:uiPriority w:val="34"/>
     <w:qFormat/>
-    <w:rsid w:val="00BC7556"/>
+    <w:rsid w:val="0068109F"/>
     <w:pPr>
+      <w:spacing w:after="160" w:line="278" w:lineRule="auto"/>
       <w:ind w:left="720"/>
       <w:contextualSpacing/>
-    </w:pPr>
-  </w:style>
-  <w:style w:type="character" w:styleId="IntenseEmphasis">
-    <w:name w:val="Intense Emphasis"/>
-    <w:basedOn w:val="DefaultParagraphFont"/>
-    <w:uiPriority w:val="21"/>
-    <w:qFormat/>
-    <w:rsid w:val="00BC7556"/>
-    <w:rPr>
-      <w:i/>
-      <w:iCs/>
-      <w:color w:val="2F5496" w:themeColor="accent1" w:themeShade="BF"/>
-    </w:rPr>
-  </w:style>
-  <w:style w:type="paragraph" w:styleId="IntenseQuote">
-    <w:name w:val="Intense Quote"/>
-    <w:basedOn w:val="Normal"/>
-    <w:next w:val="Normal"/>
-    <w:link w:val="IntenseQuoteChar"/>
-    <w:uiPriority w:val="30"/>
-    <w:qFormat/>
-    <w:rsid w:val="00BC7556"/>
-    <w:pPr>
-      <w:pBdr>
-        <w:top w:val="single" w:sz="4" w:space="10" w:color="2F5496" w:themeColor="accent1" w:themeShade="BF"/>
-        <w:bottom w:val="single" w:sz="4" w:space="10" w:color="2F5496" w:themeColor="accent1" w:themeShade="BF"/>
-      </w:pBdr>
-      <w:spacing w:before="360" w:after="360"/>
-      <w:ind w:left="864" w:right="864"/>
-      <w:jc w:val="center"/>
+      <w:jc w:val="left"/>
     </w:pPr>
     <w:rPr>
-      <w:i/>
-      <w:iCs/>
-      <w:color w:val="2F5496" w:themeColor="accent1" w:themeShade="BF"/>
-    </w:rPr>
-  </w:style>
-  <w:style w:type="character" w:customStyle="1" w:styleId="IntenseQuoteChar">
-    <w:name w:val="Intense Quote Char"/>
-    <w:basedOn w:val="DefaultParagraphFont"/>
-    <w:link w:val="IntenseQuote"/>
-    <w:uiPriority w:val="30"/>
-    <w:rsid w:val="00BC7556"/>
-    <w:rPr>
-      <w:i/>
-      <w:iCs/>
-      <w:color w:val="2F5496" w:themeColor="accent1" w:themeShade="BF"/>
-    </w:rPr>
-  </w:style>
-  <w:style w:type="character" w:styleId="IntenseReference">
-    <w:name w:val="Intense Reference"/>
-    <w:basedOn w:val="DefaultParagraphFont"/>
-    <w:uiPriority w:val="32"/>
-    <w:qFormat/>
-    <w:rsid w:val="00BC7556"/>
-    <w:rPr>
-      <w:b/>
-      <w:bCs/>
-      <w:smallCaps/>
-      <w:color w:val="2F5496" w:themeColor="accent1" w:themeShade="BF"/>
-      <w:spacing w:val="5"/>
+      <w:rFonts w:asciiTheme="minorHAnsi" w:hAnsiTheme="minorHAnsi"/>
+      <w:kern w:val="2"/>
+      <w:sz w:val="24"/>
+      <w:szCs w:val="24"/>
+      <w14:ligatures w14:val="standardContextual"/>
     </w:rPr>
   </w:style>
   <w:style w:type="table" w:styleId="TableGrid">
     <w:name w:val="Table Grid"/>
     <w:basedOn w:val="TableNormal"/>
     <w:uiPriority w:val="39"/>
-    <w:rsid w:val="00663E8C"/>
-    <w:pPr>
-      <w:spacing w:after="0" w:line="240" w:lineRule="auto"/>
-    </w:pPr>
+    <w:rsid w:val="0068109F"/>
+    <w:rPr>
+      <w:kern w:val="2"/>
+      <w14:ligatures w14:val="standardContextual"/>
+    </w:rPr>
     <w:tblPr>
       <w:tblBorders>
         <w:top w:val="single" w:sz="4" w:space="0" w:color="auto"/>
@@ -5192,7 +4907,7 @@
     <w:uiPriority w:val="99"/>
     <w:semiHidden/>
     <w:unhideWhenUsed/>
-    <w:rsid w:val="00663E8C"/>
+    <w:rsid w:val="0068109F"/>
     <w:rPr>
       <w:rFonts w:ascii="Courier New" w:eastAsia="Times New Roman" w:hAnsi="Courier New" w:cs="Courier New"/>
       <w:sz w:val="20"/>
@@ -5204,7 +4919,7 @@
     <w:basedOn w:val="DefaultParagraphFont"/>
     <w:uiPriority w:val="22"/>
     <w:qFormat/>
-    <w:rsid w:val="00663E8C"/>
+    <w:rsid w:val="0068109F"/>
     <w:rPr>
       <w:b/>
       <w:bCs/>
